--- a/grc/docx/50.content.docx
+++ b/grc/docx/50.content.docx
@@ -7,7 +7,7 @@
       <w:pPr/>
       <w:r>
         <w:rPr>
-          <w:lang w:val="en_US" w:bidi="en_US"/>
+          <w:lang w:val="el_GR" w:bidi="el_GR"/>
         </w:rPr>
       </w:r>
     </w:p>
@@ -17,40 +17,40 @@
       </w:pPr>
       <w:r>
         <w:rPr>
-          <w:lang w:val="en_US" w:bidi="en_US"/>
+          <w:lang w:val="el_GR" w:bidi="el_GR"/>
         </w:rPr>
         <w:t>Resource: The SBL Greek New Testament</w:t>
       </w:r>
       <w:r>
         <w:rPr>
-          <w:lang w:val="en_US" w:bidi="en_US"/>
-        </w:rPr>
-      </w:r>
-    </w:p>
-    <w:p>
-      <w:pPr/>
-      <w:r>
-        <w:rPr>
-          <w:lang w:val="en_US" w:bidi="en_US"/>
+          <w:lang w:val="el_GR" w:bidi="el_GR"/>
+        </w:rPr>
+      </w:r>
+    </w:p>
+    <w:p>
+      <w:pPr/>
+      <w:r>
+        <w:rPr>
+          <w:lang w:val="el_GR" w:bidi="el_GR"/>
         </w:rPr>
       </w:r>
       <w:r>
         <w:rPr>
           <w:b/>
-          <w:lang w:val="en_US" w:bidi="en_US"/>
+          <w:lang w:val="el_GR" w:bidi="el_GR"/>
         </w:rPr>
         <w:t>The SBL Greek New Testament</w:t>
       </w:r>
       <w:r>
         <w:rPr>
-          <w:lang w:val="en_US" w:bidi="en_US"/>
+          <w:lang w:val="el_GR" w:bidi="el_GR"/>
         </w:rPr>
         <w:t xml:space="preserve"> © 2010 </w:t>
       </w:r>
       <w:hyperlink r:id="rId13">
         <w:r>
           <w:rPr>
-            <w:lang w:val="en_US" w:bidi="en_US"/>
+            <w:lang w:val="el_GR" w:bidi="el_GR"/>
           </w:rPr>
           <w:rPr>
             <w:color w:val="0000EE"/>
@@ -61,14 +61,14 @@
       </w:hyperlink>
       <w:r>
         <w:rPr>
-          <w:lang w:val="en_US" w:bidi="en_US"/>
+          <w:lang w:val="el_GR" w:bidi="el_GR"/>
         </w:rPr>
         <w:t xml:space="preserve">, licensed under a </w:t>
       </w:r>
       <w:hyperlink r:id="rId14">
         <w:r>
           <w:rPr>
-            <w:lang w:val="en_US" w:bidi="en_US"/>
+            <w:lang w:val="el_GR" w:bidi="el_GR"/>
           </w:rPr>
           <w:rPr>
             <w:color w:val="0000EE"/>
@@ -79,18 +79,18 @@
       </w:hyperlink>
       <w:r>
         <w:rPr>
-          <w:lang w:val="en_US" w:bidi="en_US"/>
+          <w:lang w:val="el_GR" w:bidi="el_GR"/>
         </w:rPr>
         <w:t>.</w:t>
       </w:r>
       <w:r>
         <w:rPr>
-          <w:lang w:val="en_US" w:bidi="en_US"/>
-        </w:rPr>
-      </w:r>
-      <w:r>
-        <w:rPr>
-          <w:lang w:val="en_US" w:bidi="en_US"/>
+          <w:lang w:val="el_GR" w:bidi="el_GR"/>
+        </w:rPr>
+      </w:r>
+      <w:r>
+        <w:rPr>
+          <w:lang w:val="el_GR" w:bidi="el_GR"/>
         </w:rPr>
       </w:r>
     </w:p>
@@ -100,7 +100,7 @@
       </w:pPr>
       <w:r>
         <w:rPr>
-          <w:lang w:val="en_US" w:bidi="en_US"/>
+          <w:lang w:val="el_GR" w:bidi="el_GR"/>
         </w:rPr>
         <w:t>The SBL Greek New Testament</w:t>
       </w:r>
@@ -127,7 +127,7 @@
       <w:pPr/>
       <w:r>
         <w:rPr>
-          <w:lang w:val="en_US" w:bidi="en_US"/>
+          <w:lang w:val="el_GR" w:bidi="el_GR"/>
         </w:rPr>
       </w:r>
     </w:p>
@@ -137,31 +137,31 @@
       </w:pPr>
       <w:r>
         <w:rPr>
-          <w:lang w:val="en_US" w:bidi="en_US"/>
-        </w:rPr>
-      </w:r>
-    </w:p>
-    <w:p>
-      <w:pPr/>
-      <w:r>
-        <w:rPr>
-          <w:lang w:val="en_US" w:bidi="en_US"/>
-        </w:rPr>
-      </w:r>
-      <w:r>
-        <w:rPr>
-          <w:lang w:val="en_US" w:bidi="en_US"/>
+          <w:lang w:val="el_GR" w:bidi="el_GR"/>
+        </w:rPr>
+      </w:r>
+    </w:p>
+    <w:p>
+      <w:pPr/>
+      <w:r>
+        <w:rPr>
+          <w:lang w:val="el_GR" w:bidi="el_GR"/>
+        </w:rPr>
+      </w:r>
+      <w:r>
+        <w:rPr>
+          <w:lang w:val="el_GR" w:bidi="el_GR"/>
         </w:rPr>
         <w:t xml:space="preserve"> </w:t>
       </w:r>
       <w:r>
         <w:rPr>
-          <w:lang w:val="en_US" w:bidi="en_US"/>
-        </w:rPr>
-      </w:r>
-      <w:r>
-        <w:rPr>
-          <w:lang w:val="en_US" w:bidi="en_US"/>
+          <w:lang w:val="el_GR" w:bidi="el_GR"/>
+        </w:rPr>
+      </w:r>
+      <w:r>
+        <w:rPr>
+          <w:lang w:val="el_GR" w:bidi="el_GR"/>
         </w:rPr>
       </w:r>
     </w:p>
@@ -186,33 +186,33 @@
       </w:pPr>
       <w:r>
         <w:rPr>
-          <w:lang w:val="en_US" w:bidi="en_US"/>
+          <w:lang w:val="el_GR" w:bidi="el_GR"/>
         </w:rPr>
         <w:t>Philippians 1:1</w:t>
       </w:r>
       <w:r>
         <w:rPr>
-          <w:lang w:val="en_US" w:bidi="en_US"/>
-        </w:rPr>
-      </w:r>
-    </w:p>
-    <w:p>
-      <w:pPr/>
-      <w:r>
-        <w:rPr>
-          <w:lang w:val="en_US" w:bidi="en_US"/>
-        </w:rPr>
-      </w:r>
-      <w:r>
-        <w:rPr>
-          <w:vertAlign w:val="superscript"/>
-          <w:lang w:val="en_US" w:bidi="en_US"/>
+          <w:lang w:val="el_GR" w:bidi="el_GR"/>
+        </w:rPr>
+      </w:r>
+    </w:p>
+    <w:p>
+      <w:pPr/>
+      <w:r>
+        <w:rPr>
+          <w:lang w:val="el_GR" w:bidi="el_GR"/>
+        </w:rPr>
+      </w:r>
+      <w:r>
+        <w:rPr>
+          <w:vertAlign w:val="superscript"/>
+          <w:lang w:val="el_GR" w:bidi="el_GR"/>
         </w:rPr>
         <w:t>1</w:t>
       </w:r>
       <w:r>
         <w:rPr>
-          <w:lang w:val="en_US" w:bidi="en_US"/>
+          <w:lang w:val="el_GR" w:bidi="el_GR"/>
         </w:rPr>
         <w:t xml:space="preserve"> Παῦλος καὶ Τιμόθεος δοῦλοι Χριστοῦ Ἰησοῦ πᾶσιν τοῖς ἁγίοις ἐν Χριστῷ Ἰησοῦ τοῖς οὖσιν ἐν Φιλίπποις σὺν ἐπισκόποις καὶ διακόνοις·</w:t>
       </w:r>
@@ -221,19 +221,19 @@
       <w:pPr/>
       <w:r>
         <w:rPr>
-          <w:lang w:val="en_US" w:bidi="en_US"/>
-        </w:rPr>
-      </w:r>
-      <w:r>
-        <w:rPr>
-          <w:vertAlign w:val="superscript"/>
-          <w:lang w:val="en_US" w:bidi="en_US"/>
+          <w:lang w:val="el_GR" w:bidi="el_GR"/>
+        </w:rPr>
+      </w:r>
+      <w:r>
+        <w:rPr>
+          <w:vertAlign w:val="superscript"/>
+          <w:lang w:val="el_GR" w:bidi="el_GR"/>
         </w:rPr>
         <w:t>2</w:t>
       </w:r>
       <w:r>
         <w:rPr>
-          <w:lang w:val="en_US" w:bidi="en_US"/>
+          <w:lang w:val="el_GR" w:bidi="el_GR"/>
         </w:rPr>
         <w:t xml:space="preserve"> χάρις ὑμῖν καὶ εἰρήνη ἀπὸ θεοῦ πατρὸς ἡμῶν καὶ κυρίου Ἰησοῦ Χριστοῦ.</w:t>
       </w:r>
@@ -242,19 +242,19 @@
       <w:pPr/>
       <w:r>
         <w:rPr>
-          <w:lang w:val="en_US" w:bidi="en_US"/>
-        </w:rPr>
-      </w:r>
-      <w:r>
-        <w:rPr>
-          <w:vertAlign w:val="superscript"/>
-          <w:lang w:val="en_US" w:bidi="en_US"/>
+          <w:lang w:val="el_GR" w:bidi="el_GR"/>
+        </w:rPr>
+      </w:r>
+      <w:r>
+        <w:rPr>
+          <w:vertAlign w:val="superscript"/>
+          <w:lang w:val="el_GR" w:bidi="el_GR"/>
         </w:rPr>
         <w:t>3</w:t>
       </w:r>
       <w:r>
         <w:rPr>
-          <w:lang w:val="en_US" w:bidi="en_US"/>
+          <w:lang w:val="el_GR" w:bidi="el_GR"/>
         </w:rPr>
         <w:t xml:space="preserve"> Εὐχαριστῶ τῷ θεῷ μου ἐπὶ πάσῃ τῇ μνείᾳ ὑμῶν</w:t>
       </w:r>
@@ -263,19 +263,19 @@
       <w:pPr/>
       <w:r>
         <w:rPr>
-          <w:lang w:val="en_US" w:bidi="en_US"/>
-        </w:rPr>
-      </w:r>
-      <w:r>
-        <w:rPr>
-          <w:vertAlign w:val="superscript"/>
-          <w:lang w:val="en_US" w:bidi="en_US"/>
+          <w:lang w:val="el_GR" w:bidi="el_GR"/>
+        </w:rPr>
+      </w:r>
+      <w:r>
+        <w:rPr>
+          <w:vertAlign w:val="superscript"/>
+          <w:lang w:val="el_GR" w:bidi="el_GR"/>
         </w:rPr>
         <w:t>4</w:t>
       </w:r>
       <w:r>
         <w:rPr>
-          <w:lang w:val="en_US" w:bidi="en_US"/>
+          <w:lang w:val="el_GR" w:bidi="el_GR"/>
         </w:rPr>
         <w:t xml:space="preserve"> πάντοτε ἐν πάσῃ δεήσει μου ὑπὲρ πάντων ὑμῶν, μετὰ χαρᾶς τὴν δέησιν ποιούμενος,</w:t>
       </w:r>
@@ -284,19 +284,19 @@
       <w:pPr/>
       <w:r>
         <w:rPr>
-          <w:lang w:val="en_US" w:bidi="en_US"/>
-        </w:rPr>
-      </w:r>
-      <w:r>
-        <w:rPr>
-          <w:vertAlign w:val="superscript"/>
-          <w:lang w:val="en_US" w:bidi="en_US"/>
+          <w:lang w:val="el_GR" w:bidi="el_GR"/>
+        </w:rPr>
+      </w:r>
+      <w:r>
+        <w:rPr>
+          <w:vertAlign w:val="superscript"/>
+          <w:lang w:val="el_GR" w:bidi="el_GR"/>
         </w:rPr>
         <w:t>5</w:t>
       </w:r>
       <w:r>
         <w:rPr>
-          <w:lang w:val="en_US" w:bidi="en_US"/>
+          <w:lang w:val="el_GR" w:bidi="el_GR"/>
         </w:rPr>
         <w:t xml:space="preserve"> ἐπὶ τῇ κοινωνίᾳ ὑμῶν εἰς τὸ εὐαγγέλιον ἀπὸ τῆς πρώτης ἡμέρας ἄχρι τοῦ νῦν,</w:t>
       </w:r>
@@ -305,19 +305,19 @@
       <w:pPr/>
       <w:r>
         <w:rPr>
-          <w:lang w:val="en_US" w:bidi="en_US"/>
-        </w:rPr>
-      </w:r>
-      <w:r>
-        <w:rPr>
-          <w:vertAlign w:val="superscript"/>
-          <w:lang w:val="en_US" w:bidi="en_US"/>
+          <w:lang w:val="el_GR" w:bidi="el_GR"/>
+        </w:rPr>
+      </w:r>
+      <w:r>
+        <w:rPr>
+          <w:vertAlign w:val="superscript"/>
+          <w:lang w:val="el_GR" w:bidi="el_GR"/>
         </w:rPr>
         <w:t>6</w:t>
       </w:r>
       <w:r>
         <w:rPr>
-          <w:lang w:val="en_US" w:bidi="en_US"/>
+          <w:lang w:val="el_GR" w:bidi="el_GR"/>
         </w:rPr>
         <w:t xml:space="preserve"> πεποιθὼς αὐτὸ τοῦτο ὅτι ὁ ἐναρξάμενος ἐν ὑμῖν ἔργον ἀγαθὸν ἐπιτελέσει ἄχρι ἡμέρας Χριστοῦ Ἰησοῦ·</w:t>
       </w:r>
@@ -326,19 +326,19 @@
       <w:pPr/>
       <w:r>
         <w:rPr>
-          <w:lang w:val="en_US" w:bidi="en_US"/>
-        </w:rPr>
-      </w:r>
-      <w:r>
-        <w:rPr>
-          <w:vertAlign w:val="superscript"/>
-          <w:lang w:val="en_US" w:bidi="en_US"/>
+          <w:lang w:val="el_GR" w:bidi="el_GR"/>
+        </w:rPr>
+      </w:r>
+      <w:r>
+        <w:rPr>
+          <w:vertAlign w:val="superscript"/>
+          <w:lang w:val="el_GR" w:bidi="el_GR"/>
         </w:rPr>
         <w:t>7</w:t>
       </w:r>
       <w:r>
         <w:rPr>
-          <w:lang w:val="en_US" w:bidi="en_US"/>
+          <w:lang w:val="el_GR" w:bidi="el_GR"/>
         </w:rPr>
         <w:t xml:space="preserve"> καθώς ἐστιν δίκαιον ἐμοὶ τοῦτο φρονεῖν ὑπὲρ πάντων ὑμῶν, διὰ τὸ ἔχειν με ἐν τῇ καρδίᾳ ὑμᾶς, ἔν τε τοῖς δεσμοῖς μου καὶ ἐν τῇ ἀπολογίᾳ καὶ βεβαιώσει τοῦ εὐαγγελίου συγκοινωνούς μου τῆς χάριτος πάντας ὑμᾶς ὄντας·</w:t>
       </w:r>
@@ -347,19 +347,19 @@
       <w:pPr/>
       <w:r>
         <w:rPr>
-          <w:lang w:val="en_US" w:bidi="en_US"/>
-        </w:rPr>
-      </w:r>
-      <w:r>
-        <w:rPr>
-          <w:vertAlign w:val="superscript"/>
-          <w:lang w:val="en_US" w:bidi="en_US"/>
+          <w:lang w:val="el_GR" w:bidi="el_GR"/>
+        </w:rPr>
+      </w:r>
+      <w:r>
+        <w:rPr>
+          <w:vertAlign w:val="superscript"/>
+          <w:lang w:val="el_GR" w:bidi="el_GR"/>
         </w:rPr>
         <w:t>8</w:t>
       </w:r>
       <w:r>
         <w:rPr>
-          <w:lang w:val="en_US" w:bidi="en_US"/>
+          <w:lang w:val="el_GR" w:bidi="el_GR"/>
         </w:rPr>
         <w:t xml:space="preserve"> μάρτυς γάρ μου ὁ θεός, ὡς ἐπιποθῶ πάντας ὑμᾶς ἐν σπλάγχνοις Χριστοῦ Ἰησοῦ.</w:t>
       </w:r>
@@ -368,19 +368,19 @@
       <w:pPr/>
       <w:r>
         <w:rPr>
-          <w:lang w:val="en_US" w:bidi="en_US"/>
-        </w:rPr>
-      </w:r>
-      <w:r>
-        <w:rPr>
-          <w:vertAlign w:val="superscript"/>
-          <w:lang w:val="en_US" w:bidi="en_US"/>
+          <w:lang w:val="el_GR" w:bidi="el_GR"/>
+        </w:rPr>
+      </w:r>
+      <w:r>
+        <w:rPr>
+          <w:vertAlign w:val="superscript"/>
+          <w:lang w:val="el_GR" w:bidi="el_GR"/>
         </w:rPr>
         <w:t>9</w:t>
       </w:r>
       <w:r>
         <w:rPr>
-          <w:lang w:val="en_US" w:bidi="en_US"/>
+          <w:lang w:val="el_GR" w:bidi="el_GR"/>
         </w:rPr>
         <w:t xml:space="preserve"> καὶ τοῦτο προσεύχομαι ἵνα ἡ ἀγάπη ὑμῶν ἔτι μᾶλλον καὶ μᾶλλον περισσεύῃ ἐν ἐπιγνώσει καὶ πάσῃ αἰσθήσει,</w:t>
       </w:r>
@@ -389,19 +389,19 @@
       <w:pPr/>
       <w:r>
         <w:rPr>
-          <w:lang w:val="en_US" w:bidi="en_US"/>
-        </w:rPr>
-      </w:r>
-      <w:r>
-        <w:rPr>
-          <w:vertAlign w:val="superscript"/>
-          <w:lang w:val="en_US" w:bidi="en_US"/>
+          <w:lang w:val="el_GR" w:bidi="el_GR"/>
+        </w:rPr>
+      </w:r>
+      <w:r>
+        <w:rPr>
+          <w:vertAlign w:val="superscript"/>
+          <w:lang w:val="el_GR" w:bidi="el_GR"/>
         </w:rPr>
         <w:t>10</w:t>
       </w:r>
       <w:r>
         <w:rPr>
-          <w:lang w:val="en_US" w:bidi="en_US"/>
+          <w:lang w:val="el_GR" w:bidi="el_GR"/>
         </w:rPr>
         <w:t xml:space="preserve"> εἰς τὸ δοκιμάζειν ὑμᾶς τὰ διαφέροντα, ἵνα ἦτε εἰλικρινεῖς καὶ ἀπρόσκοποι εἰς ἡμέραν Χριστοῦ,</w:t>
       </w:r>
@@ -410,19 +410,19 @@
       <w:pPr/>
       <w:r>
         <w:rPr>
-          <w:lang w:val="en_US" w:bidi="en_US"/>
-        </w:rPr>
-      </w:r>
-      <w:r>
-        <w:rPr>
-          <w:vertAlign w:val="superscript"/>
-          <w:lang w:val="en_US" w:bidi="en_US"/>
+          <w:lang w:val="el_GR" w:bidi="el_GR"/>
+        </w:rPr>
+      </w:r>
+      <w:r>
+        <w:rPr>
+          <w:vertAlign w:val="superscript"/>
+          <w:lang w:val="el_GR" w:bidi="el_GR"/>
         </w:rPr>
         <w:t>11</w:t>
       </w:r>
       <w:r>
         <w:rPr>
-          <w:lang w:val="en_US" w:bidi="en_US"/>
+          <w:lang w:val="el_GR" w:bidi="el_GR"/>
         </w:rPr>
         <w:t xml:space="preserve"> πεπληρωμένοι καρπὸν δικαιοσύνης τὸν διὰ Ἰησοῦ Χριστοῦ εἰς δόξαν καὶ ἔπαινον θεοῦ.</w:t>
       </w:r>
@@ -431,19 +431,19 @@
       <w:pPr/>
       <w:r>
         <w:rPr>
-          <w:lang w:val="en_US" w:bidi="en_US"/>
-        </w:rPr>
-      </w:r>
-      <w:r>
-        <w:rPr>
-          <w:vertAlign w:val="superscript"/>
-          <w:lang w:val="en_US" w:bidi="en_US"/>
+          <w:lang w:val="el_GR" w:bidi="el_GR"/>
+        </w:rPr>
+      </w:r>
+      <w:r>
+        <w:rPr>
+          <w:vertAlign w:val="superscript"/>
+          <w:lang w:val="el_GR" w:bidi="el_GR"/>
         </w:rPr>
         <w:t>12</w:t>
       </w:r>
       <w:r>
         <w:rPr>
-          <w:lang w:val="en_US" w:bidi="en_US"/>
+          <w:lang w:val="el_GR" w:bidi="el_GR"/>
         </w:rPr>
         <w:t xml:space="preserve"> Γινώσκειν δὲ ὑμᾶς βούλομαι, ἀδελφοί, ὅτι τὰ κατʼ ἐμὲ μᾶλλον εἰς προκοπὴν τοῦ εὐαγγελίου ἐλήλυθεν,</w:t>
       </w:r>
@@ -452,19 +452,19 @@
       <w:pPr/>
       <w:r>
         <w:rPr>
-          <w:lang w:val="en_US" w:bidi="en_US"/>
-        </w:rPr>
-      </w:r>
-      <w:r>
-        <w:rPr>
-          <w:vertAlign w:val="superscript"/>
-          <w:lang w:val="en_US" w:bidi="en_US"/>
+          <w:lang w:val="el_GR" w:bidi="el_GR"/>
+        </w:rPr>
+      </w:r>
+      <w:r>
+        <w:rPr>
+          <w:vertAlign w:val="superscript"/>
+          <w:lang w:val="el_GR" w:bidi="el_GR"/>
         </w:rPr>
         <w:t>13</w:t>
       </w:r>
       <w:r>
         <w:rPr>
-          <w:lang w:val="en_US" w:bidi="en_US"/>
+          <w:lang w:val="el_GR" w:bidi="el_GR"/>
         </w:rPr>
         <w:t xml:space="preserve"> ὥστε τοὺς δεσμούς μου φανεροὺς ἐν Χριστῷ γενέσθαι ἐν ὅλῳ τῷ πραιτωρίῳ καὶ τοῖς λοιποῖς πᾶσιν,</w:t>
       </w:r>
@@ -473,19 +473,19 @@
       <w:pPr/>
       <w:r>
         <w:rPr>
-          <w:lang w:val="en_US" w:bidi="en_US"/>
-        </w:rPr>
-      </w:r>
-      <w:r>
-        <w:rPr>
-          <w:vertAlign w:val="superscript"/>
-          <w:lang w:val="en_US" w:bidi="en_US"/>
+          <w:lang w:val="el_GR" w:bidi="el_GR"/>
+        </w:rPr>
+      </w:r>
+      <w:r>
+        <w:rPr>
+          <w:vertAlign w:val="superscript"/>
+          <w:lang w:val="el_GR" w:bidi="el_GR"/>
         </w:rPr>
         <w:t>14</w:t>
       </w:r>
       <w:r>
         <w:rPr>
-          <w:lang w:val="en_US" w:bidi="en_US"/>
+          <w:lang w:val="el_GR" w:bidi="el_GR"/>
         </w:rPr>
         <w:t xml:space="preserve"> καὶ τοὺς πλείονας τῶν ἀδελφῶν ἐν κυρίῳ πεποιθότας τοῖς δεσμοῖς μου περισσοτέρως τολμᾶν ἀφόβως τὸν λόγον λαλεῖν.</w:t>
       </w:r>
@@ -494,19 +494,19 @@
       <w:pPr/>
       <w:r>
         <w:rPr>
-          <w:lang w:val="en_US" w:bidi="en_US"/>
-        </w:rPr>
-      </w:r>
-      <w:r>
-        <w:rPr>
-          <w:vertAlign w:val="superscript"/>
-          <w:lang w:val="en_US" w:bidi="en_US"/>
+          <w:lang w:val="el_GR" w:bidi="el_GR"/>
+        </w:rPr>
+      </w:r>
+      <w:r>
+        <w:rPr>
+          <w:vertAlign w:val="superscript"/>
+          <w:lang w:val="el_GR" w:bidi="el_GR"/>
         </w:rPr>
         <w:t>15</w:t>
       </w:r>
       <w:r>
         <w:rPr>
-          <w:lang w:val="en_US" w:bidi="en_US"/>
+          <w:lang w:val="el_GR" w:bidi="el_GR"/>
         </w:rPr>
         <w:t xml:space="preserve"> Τινὲς μὲν καὶ διὰ φθόνον καὶ ἔριν, τινὲς δὲ καὶ διʼ εὐδοκίαν τὸν Χριστὸν κηρύσσουσιν·</w:t>
       </w:r>
@@ -515,19 +515,19 @@
       <w:pPr/>
       <w:r>
         <w:rPr>
-          <w:lang w:val="en_US" w:bidi="en_US"/>
-        </w:rPr>
-      </w:r>
-      <w:r>
-        <w:rPr>
-          <w:vertAlign w:val="superscript"/>
-          <w:lang w:val="en_US" w:bidi="en_US"/>
+          <w:lang w:val="el_GR" w:bidi="el_GR"/>
+        </w:rPr>
+      </w:r>
+      <w:r>
+        <w:rPr>
+          <w:vertAlign w:val="superscript"/>
+          <w:lang w:val="el_GR" w:bidi="el_GR"/>
         </w:rPr>
         <w:t>16</w:t>
       </w:r>
       <w:r>
         <w:rPr>
-          <w:lang w:val="en_US" w:bidi="en_US"/>
+          <w:lang w:val="el_GR" w:bidi="el_GR"/>
         </w:rPr>
         <w:t xml:space="preserve"> οἱ μὲν ἐξ ἀγάπης, εἰδότες ὅτι εἰς ἀπολογίαν τοῦ εὐαγγελίου κεῖμαι,</w:t>
       </w:r>
@@ -536,19 +536,19 @@
       <w:pPr/>
       <w:r>
         <w:rPr>
-          <w:lang w:val="en_US" w:bidi="en_US"/>
-        </w:rPr>
-      </w:r>
-      <w:r>
-        <w:rPr>
-          <w:vertAlign w:val="superscript"/>
-          <w:lang w:val="en_US" w:bidi="en_US"/>
+          <w:lang w:val="el_GR" w:bidi="el_GR"/>
+        </w:rPr>
+      </w:r>
+      <w:r>
+        <w:rPr>
+          <w:vertAlign w:val="superscript"/>
+          <w:lang w:val="el_GR" w:bidi="el_GR"/>
         </w:rPr>
         <w:t>17</w:t>
       </w:r>
       <w:r>
         <w:rPr>
-          <w:lang w:val="en_US" w:bidi="en_US"/>
+          <w:lang w:val="el_GR" w:bidi="el_GR"/>
         </w:rPr>
         <w:t xml:space="preserve"> οἱ δὲ ἐξ ἐριθείας τὸν Χριστὸν καταγγέλλουσιν, οὐχ ἁγνῶς, οἰόμενοι θλῖψιν ἐγείρειν τοῖς δεσμοῖς μου.</w:t>
       </w:r>
@@ -557,19 +557,19 @@
       <w:pPr/>
       <w:r>
         <w:rPr>
-          <w:lang w:val="en_US" w:bidi="en_US"/>
-        </w:rPr>
-      </w:r>
-      <w:r>
-        <w:rPr>
-          <w:vertAlign w:val="superscript"/>
-          <w:lang w:val="en_US" w:bidi="en_US"/>
+          <w:lang w:val="el_GR" w:bidi="el_GR"/>
+        </w:rPr>
+      </w:r>
+      <w:r>
+        <w:rPr>
+          <w:vertAlign w:val="superscript"/>
+          <w:lang w:val="el_GR" w:bidi="el_GR"/>
         </w:rPr>
         <w:t>18</w:t>
       </w:r>
       <w:r>
         <w:rPr>
-          <w:lang w:val="en_US" w:bidi="en_US"/>
+          <w:lang w:val="el_GR" w:bidi="el_GR"/>
         </w:rPr>
         <w:t xml:space="preserve"> τί γάρ; πλὴν ὅτι παντὶ τρόπῳ, εἴτε προφάσει εἴτε ἀληθείᾳ, Χριστὸς καταγγέλλεται, καὶ ἐν τούτῳ χαίρω· ἀλλὰ καὶ χαρήσομαι,</w:t>
       </w:r>
@@ -578,19 +578,19 @@
       <w:pPr/>
       <w:r>
         <w:rPr>
-          <w:lang w:val="en_US" w:bidi="en_US"/>
-        </w:rPr>
-      </w:r>
-      <w:r>
-        <w:rPr>
-          <w:vertAlign w:val="superscript"/>
-          <w:lang w:val="en_US" w:bidi="en_US"/>
+          <w:lang w:val="el_GR" w:bidi="el_GR"/>
+        </w:rPr>
+      </w:r>
+      <w:r>
+        <w:rPr>
+          <w:vertAlign w:val="superscript"/>
+          <w:lang w:val="el_GR" w:bidi="el_GR"/>
         </w:rPr>
         <w:t>19</w:t>
       </w:r>
       <w:r>
         <w:rPr>
-          <w:lang w:val="en_US" w:bidi="en_US"/>
+          <w:lang w:val="el_GR" w:bidi="el_GR"/>
         </w:rPr>
         <w:t xml:space="preserve"> οἶδα γὰρ ὅτι τοῦτό μοι ἀποβήσεται εἰς σωτηρίαν διὰ τῆς ὑμῶν δεήσεως καὶ ἐπιχορηγίας τοῦ πνεύματος Ἰησοῦ Χριστοῦ,</w:t>
       </w:r>
@@ -599,19 +599,19 @@
       <w:pPr/>
       <w:r>
         <w:rPr>
-          <w:lang w:val="en_US" w:bidi="en_US"/>
-        </w:rPr>
-      </w:r>
-      <w:r>
-        <w:rPr>
-          <w:vertAlign w:val="superscript"/>
-          <w:lang w:val="en_US" w:bidi="en_US"/>
+          <w:lang w:val="el_GR" w:bidi="el_GR"/>
+        </w:rPr>
+      </w:r>
+      <w:r>
+        <w:rPr>
+          <w:vertAlign w:val="superscript"/>
+          <w:lang w:val="el_GR" w:bidi="el_GR"/>
         </w:rPr>
         <w:t>20</w:t>
       </w:r>
       <w:r>
         <w:rPr>
-          <w:lang w:val="en_US" w:bidi="en_US"/>
+          <w:lang w:val="el_GR" w:bidi="el_GR"/>
         </w:rPr>
         <w:t xml:space="preserve"> κατὰ τὴν ἀποκαραδοκίαν καὶ ἐλπίδα μου ὅτι ἐν οὐδενὶ αἰσχυνθήσομαι, ἀλλʼ ἐν πάσῃ παρρησίᾳ ὡς πάντοτε καὶ νῦν μεγαλυνθήσεται Χριστὸς ἐν τῷ σώματί μου, εἴτε διὰ ζωῆς εἴτε διὰ θανάτου.</w:t>
       </w:r>
@@ -620,19 +620,19 @@
       <w:pPr/>
       <w:r>
         <w:rPr>
-          <w:lang w:val="en_US" w:bidi="en_US"/>
-        </w:rPr>
-      </w:r>
-      <w:r>
-        <w:rPr>
-          <w:vertAlign w:val="superscript"/>
-          <w:lang w:val="en_US" w:bidi="en_US"/>
+          <w:lang w:val="el_GR" w:bidi="el_GR"/>
+        </w:rPr>
+      </w:r>
+      <w:r>
+        <w:rPr>
+          <w:vertAlign w:val="superscript"/>
+          <w:lang w:val="el_GR" w:bidi="el_GR"/>
         </w:rPr>
         <w:t>21</w:t>
       </w:r>
       <w:r>
         <w:rPr>
-          <w:lang w:val="en_US" w:bidi="en_US"/>
+          <w:lang w:val="el_GR" w:bidi="el_GR"/>
         </w:rPr>
         <w:t xml:space="preserve"> ἐμοὶ γὰρ τὸ ζῆν Χριστὸς καὶ τὸ ἀποθανεῖν κέρδος.</w:t>
       </w:r>
@@ -641,19 +641,19 @@
       <w:pPr/>
       <w:r>
         <w:rPr>
-          <w:lang w:val="en_US" w:bidi="en_US"/>
-        </w:rPr>
-      </w:r>
-      <w:r>
-        <w:rPr>
-          <w:vertAlign w:val="superscript"/>
-          <w:lang w:val="en_US" w:bidi="en_US"/>
+          <w:lang w:val="el_GR" w:bidi="el_GR"/>
+        </w:rPr>
+      </w:r>
+      <w:r>
+        <w:rPr>
+          <w:vertAlign w:val="superscript"/>
+          <w:lang w:val="el_GR" w:bidi="el_GR"/>
         </w:rPr>
         <w:t>22</w:t>
       </w:r>
       <w:r>
         <w:rPr>
-          <w:lang w:val="en_US" w:bidi="en_US"/>
+          <w:lang w:val="el_GR" w:bidi="el_GR"/>
         </w:rPr>
         <w:t xml:space="preserve"> εἰ δὲ τὸ ζῆν ἐν σαρκί, τοῦτό μοι καρπὸς ἔργου—καὶ τί αἱρήσομαι οὐ γνωρίζω·</w:t>
       </w:r>
@@ -662,19 +662,19 @@
       <w:pPr/>
       <w:r>
         <w:rPr>
-          <w:lang w:val="en_US" w:bidi="en_US"/>
-        </w:rPr>
-      </w:r>
-      <w:r>
-        <w:rPr>
-          <w:vertAlign w:val="superscript"/>
-          <w:lang w:val="en_US" w:bidi="en_US"/>
+          <w:lang w:val="el_GR" w:bidi="el_GR"/>
+        </w:rPr>
+      </w:r>
+      <w:r>
+        <w:rPr>
+          <w:vertAlign w:val="superscript"/>
+          <w:lang w:val="el_GR" w:bidi="el_GR"/>
         </w:rPr>
         <w:t>23</w:t>
       </w:r>
       <w:r>
         <w:rPr>
-          <w:lang w:val="en_US" w:bidi="en_US"/>
+          <w:lang w:val="el_GR" w:bidi="el_GR"/>
         </w:rPr>
         <w:t xml:space="preserve"> συνέχομαι δὲ ἐκ τῶν δύο, τὴν ἐπιθυμίαν ἔχων εἰς τὸ ἀναλῦσαι καὶ σὺν Χριστῷ εἶναι, πολλῷ γὰρ μᾶλλον κρεῖσσον,</w:t>
       </w:r>
@@ -683,19 +683,19 @@
       <w:pPr/>
       <w:r>
         <w:rPr>
-          <w:lang w:val="en_US" w:bidi="en_US"/>
-        </w:rPr>
-      </w:r>
-      <w:r>
-        <w:rPr>
-          <w:vertAlign w:val="superscript"/>
-          <w:lang w:val="en_US" w:bidi="en_US"/>
+          <w:lang w:val="el_GR" w:bidi="el_GR"/>
+        </w:rPr>
+      </w:r>
+      <w:r>
+        <w:rPr>
+          <w:vertAlign w:val="superscript"/>
+          <w:lang w:val="el_GR" w:bidi="el_GR"/>
         </w:rPr>
         <w:t>24</w:t>
       </w:r>
       <w:r>
         <w:rPr>
-          <w:lang w:val="en_US" w:bidi="en_US"/>
+          <w:lang w:val="el_GR" w:bidi="el_GR"/>
         </w:rPr>
         <w:t xml:space="preserve"> τὸ δὲ ἐπιμένειν ἐν τῇ σαρκὶ ἀναγκαιότερον διʼ ὑμᾶς.</w:t>
       </w:r>
@@ -704,19 +704,19 @@
       <w:pPr/>
       <w:r>
         <w:rPr>
-          <w:lang w:val="en_US" w:bidi="en_US"/>
-        </w:rPr>
-      </w:r>
-      <w:r>
-        <w:rPr>
-          <w:vertAlign w:val="superscript"/>
-          <w:lang w:val="en_US" w:bidi="en_US"/>
+          <w:lang w:val="el_GR" w:bidi="el_GR"/>
+        </w:rPr>
+      </w:r>
+      <w:r>
+        <w:rPr>
+          <w:vertAlign w:val="superscript"/>
+          <w:lang w:val="el_GR" w:bidi="el_GR"/>
         </w:rPr>
         <w:t>25</w:t>
       </w:r>
       <w:r>
         <w:rPr>
-          <w:lang w:val="en_US" w:bidi="en_US"/>
+          <w:lang w:val="el_GR" w:bidi="el_GR"/>
         </w:rPr>
         <w:t xml:space="preserve"> καὶ τοῦτο πεποιθὼς οἶδα ὅτι μενῶ καὶ παραμενῶ πᾶσιν ὑμῖν εἰς τὴν ὑμῶν προκοπὴν καὶ χαρὰν τῆς πίστεως,</w:t>
       </w:r>
@@ -725,19 +725,19 @@
       <w:pPr/>
       <w:r>
         <w:rPr>
-          <w:lang w:val="en_US" w:bidi="en_US"/>
-        </w:rPr>
-      </w:r>
-      <w:r>
-        <w:rPr>
-          <w:vertAlign w:val="superscript"/>
-          <w:lang w:val="en_US" w:bidi="en_US"/>
+          <w:lang w:val="el_GR" w:bidi="el_GR"/>
+        </w:rPr>
+      </w:r>
+      <w:r>
+        <w:rPr>
+          <w:vertAlign w:val="superscript"/>
+          <w:lang w:val="el_GR" w:bidi="el_GR"/>
         </w:rPr>
         <w:t>26</w:t>
       </w:r>
       <w:r>
         <w:rPr>
-          <w:lang w:val="en_US" w:bidi="en_US"/>
+          <w:lang w:val="el_GR" w:bidi="el_GR"/>
         </w:rPr>
         <w:t xml:space="preserve"> ἵνα τὸ καύχημα ὑμῶν περισσεύῃ ἐν Χριστῷ Ἰησοῦ ἐν ἐμοὶ διὰ τῆς ἐμῆς παρουσίας πάλιν πρὸς ὑμᾶς.</w:t>
       </w:r>
@@ -746,19 +746,19 @@
       <w:pPr/>
       <w:r>
         <w:rPr>
-          <w:lang w:val="en_US" w:bidi="en_US"/>
-        </w:rPr>
-      </w:r>
-      <w:r>
-        <w:rPr>
-          <w:vertAlign w:val="superscript"/>
-          <w:lang w:val="en_US" w:bidi="en_US"/>
+          <w:lang w:val="el_GR" w:bidi="el_GR"/>
+        </w:rPr>
+      </w:r>
+      <w:r>
+        <w:rPr>
+          <w:vertAlign w:val="superscript"/>
+          <w:lang w:val="el_GR" w:bidi="el_GR"/>
         </w:rPr>
         <w:t>27</w:t>
       </w:r>
       <w:r>
         <w:rPr>
-          <w:lang w:val="en_US" w:bidi="en_US"/>
+          <w:lang w:val="el_GR" w:bidi="el_GR"/>
         </w:rPr>
         <w:t xml:space="preserve"> Μόνον ἀξίως τοῦ εὐαγγελίου τοῦ Χριστοῦ πολιτεύεσθε, ἵνα εἴτε ἐλθὼν καὶ ἰδὼν ὑμᾶς εἴτε ἀπὼν ἀκούω τὰ περὶ ὑμῶν, ὅτι στήκετε ἐν ἑνὶ πνεύματι, μιᾷ ψυχῇ συναθλοῦντες τῇ πίστει τοῦ εὐαγγελίου,</w:t>
       </w:r>
@@ -767,19 +767,19 @@
       <w:pPr/>
       <w:r>
         <w:rPr>
-          <w:lang w:val="en_US" w:bidi="en_US"/>
-        </w:rPr>
-      </w:r>
-      <w:r>
-        <w:rPr>
-          <w:vertAlign w:val="superscript"/>
-          <w:lang w:val="en_US" w:bidi="en_US"/>
+          <w:lang w:val="el_GR" w:bidi="el_GR"/>
+        </w:rPr>
+      </w:r>
+      <w:r>
+        <w:rPr>
+          <w:vertAlign w:val="superscript"/>
+          <w:lang w:val="el_GR" w:bidi="el_GR"/>
         </w:rPr>
         <w:t>28</w:t>
       </w:r>
       <w:r>
         <w:rPr>
-          <w:lang w:val="en_US" w:bidi="en_US"/>
+          <w:lang w:val="el_GR" w:bidi="el_GR"/>
         </w:rPr>
         <w:t xml:space="preserve"> καὶ μὴ πτυρόμενοι ἐν μηδενὶ ὑπὸ τῶν ἀντικειμένων ἥτις ἐστὶν αὐτοῖς ἔνδειξις ἀπωλείας, ὑμῶν δὲ σωτηρίας, καὶ τοῦτο ἀπὸ θεοῦ,</w:t>
       </w:r>
@@ -788,19 +788,19 @@
       <w:pPr/>
       <w:r>
         <w:rPr>
-          <w:lang w:val="en_US" w:bidi="en_US"/>
-        </w:rPr>
-      </w:r>
-      <w:r>
-        <w:rPr>
-          <w:vertAlign w:val="superscript"/>
-          <w:lang w:val="en_US" w:bidi="en_US"/>
+          <w:lang w:val="el_GR" w:bidi="el_GR"/>
+        </w:rPr>
+      </w:r>
+      <w:r>
+        <w:rPr>
+          <w:vertAlign w:val="superscript"/>
+          <w:lang w:val="el_GR" w:bidi="el_GR"/>
         </w:rPr>
         <w:t>29</w:t>
       </w:r>
       <w:r>
         <w:rPr>
-          <w:lang w:val="en_US" w:bidi="en_US"/>
+          <w:lang w:val="el_GR" w:bidi="el_GR"/>
         </w:rPr>
         <w:t xml:space="preserve"> ὅτι ὑμῖν ἐχαρίσθη τὸ ὑπὲρ Χριστοῦ, οὐ μόνον τὸ εἰς αὐτὸν πιστεύειν ἀλλὰ καὶ τὸ ὑπὲρ αὐτοῦ πάσχειν),</w:t>
       </w:r>
@@ -809,19 +809,19 @@
       <w:pPr/>
       <w:r>
         <w:rPr>
-          <w:lang w:val="en_US" w:bidi="en_US"/>
-        </w:rPr>
-      </w:r>
-      <w:r>
-        <w:rPr>
-          <w:vertAlign w:val="superscript"/>
-          <w:lang w:val="en_US" w:bidi="en_US"/>
+          <w:lang w:val="el_GR" w:bidi="el_GR"/>
+        </w:rPr>
+      </w:r>
+      <w:r>
+        <w:rPr>
+          <w:vertAlign w:val="superscript"/>
+          <w:lang w:val="el_GR" w:bidi="el_GR"/>
         </w:rPr>
         <w:t>30</w:t>
       </w:r>
       <w:r>
         <w:rPr>
-          <w:lang w:val="en_US" w:bidi="en_US"/>
+          <w:lang w:val="el_GR" w:bidi="el_GR"/>
         </w:rPr>
         <w:t xml:space="preserve"> τὸν αὐτὸν ἀγῶνα ἔχοντες οἷον εἴδετε ἐν ἐμοὶ καὶ νῦν ἀκούετε ἐν ἐμοί.</w:t>
       </w:r>
@@ -832,33 +832,33 @@
       </w:pPr>
       <w:r>
         <w:rPr>
-          <w:lang w:val="en_US" w:bidi="en_US"/>
+          <w:lang w:val="el_GR" w:bidi="el_GR"/>
         </w:rPr>
         <w:t>Philippians 2:1</w:t>
       </w:r>
       <w:r>
         <w:rPr>
-          <w:lang w:val="en_US" w:bidi="en_US"/>
-        </w:rPr>
-      </w:r>
-    </w:p>
-    <w:p>
-      <w:pPr/>
-      <w:r>
-        <w:rPr>
-          <w:lang w:val="en_US" w:bidi="en_US"/>
-        </w:rPr>
-      </w:r>
-      <w:r>
-        <w:rPr>
-          <w:vertAlign w:val="superscript"/>
-          <w:lang w:val="en_US" w:bidi="en_US"/>
+          <w:lang w:val="el_GR" w:bidi="el_GR"/>
+        </w:rPr>
+      </w:r>
+    </w:p>
+    <w:p>
+      <w:pPr/>
+      <w:r>
+        <w:rPr>
+          <w:lang w:val="el_GR" w:bidi="el_GR"/>
+        </w:rPr>
+      </w:r>
+      <w:r>
+        <w:rPr>
+          <w:vertAlign w:val="superscript"/>
+          <w:lang w:val="el_GR" w:bidi="el_GR"/>
         </w:rPr>
         <w:t>1</w:t>
       </w:r>
       <w:r>
         <w:rPr>
-          <w:lang w:val="en_US" w:bidi="en_US"/>
+          <w:lang w:val="el_GR" w:bidi="el_GR"/>
         </w:rPr>
         <w:t xml:space="preserve"> Εἴ τις οὖν παράκλησις ἐν Χριστῷ, εἴ τι παραμύθιον ἀγάπης, εἴ τις κοινωνία πνεύματος, εἴ τις σπλάγχνα καὶ οἰκτιρμοί,</w:t>
       </w:r>
@@ -867,19 +867,19 @@
       <w:pPr/>
       <w:r>
         <w:rPr>
-          <w:lang w:val="en_US" w:bidi="en_US"/>
-        </w:rPr>
-      </w:r>
-      <w:r>
-        <w:rPr>
-          <w:vertAlign w:val="superscript"/>
-          <w:lang w:val="en_US" w:bidi="en_US"/>
+          <w:lang w:val="el_GR" w:bidi="el_GR"/>
+        </w:rPr>
+      </w:r>
+      <w:r>
+        <w:rPr>
+          <w:vertAlign w:val="superscript"/>
+          <w:lang w:val="el_GR" w:bidi="el_GR"/>
         </w:rPr>
         <w:t>2</w:t>
       </w:r>
       <w:r>
         <w:rPr>
-          <w:lang w:val="en_US" w:bidi="en_US"/>
+          <w:lang w:val="el_GR" w:bidi="el_GR"/>
         </w:rPr>
         <w:t xml:space="preserve"> πληρώσατέ μου τὴν χαρὰν ἵνα τὸ αὐτὸ φρονῆτε, τὴν αὐτὴν ἀγάπην ἔχοντες, σύμψυχοι, τὸ ἓν φρονοῦντες,</w:t>
       </w:r>
@@ -888,19 +888,19 @@
       <w:pPr/>
       <w:r>
         <w:rPr>
-          <w:lang w:val="en_US" w:bidi="en_US"/>
-        </w:rPr>
-      </w:r>
-      <w:r>
-        <w:rPr>
-          <w:vertAlign w:val="superscript"/>
-          <w:lang w:val="en_US" w:bidi="en_US"/>
+          <w:lang w:val="el_GR" w:bidi="el_GR"/>
+        </w:rPr>
+      </w:r>
+      <w:r>
+        <w:rPr>
+          <w:vertAlign w:val="superscript"/>
+          <w:lang w:val="el_GR" w:bidi="el_GR"/>
         </w:rPr>
         <w:t>3</w:t>
       </w:r>
       <w:r>
         <w:rPr>
-          <w:lang w:val="en_US" w:bidi="en_US"/>
+          <w:lang w:val="el_GR" w:bidi="el_GR"/>
         </w:rPr>
         <w:t xml:space="preserve"> μηδὲν κατʼ ἐριθείαν μηδὲ κατὰ κενοδοξίαν, ἀλλὰ τῇ ταπεινοφροσύνῃ ἀλλήλους ἡγούμενοι ὑπερέχοντας ἑαυτῶν,</w:t>
       </w:r>
@@ -909,19 +909,19 @@
       <w:pPr/>
       <w:r>
         <w:rPr>
-          <w:lang w:val="en_US" w:bidi="en_US"/>
-        </w:rPr>
-      </w:r>
-      <w:r>
-        <w:rPr>
-          <w:vertAlign w:val="superscript"/>
-          <w:lang w:val="en_US" w:bidi="en_US"/>
+          <w:lang w:val="el_GR" w:bidi="el_GR"/>
+        </w:rPr>
+      </w:r>
+      <w:r>
+        <w:rPr>
+          <w:vertAlign w:val="superscript"/>
+          <w:lang w:val="el_GR" w:bidi="el_GR"/>
         </w:rPr>
         <w:t>4</w:t>
       </w:r>
       <w:r>
         <w:rPr>
-          <w:lang w:val="en_US" w:bidi="en_US"/>
+          <w:lang w:val="el_GR" w:bidi="el_GR"/>
         </w:rPr>
         <w:t xml:space="preserve"> μὴ τὰ ἑαυτῶν ἕκαστοι σκοποῦντες, ἀλλὰ καὶ τὰ ἑτέρων ἕκαστοι.</w:t>
       </w:r>
@@ -930,19 +930,19 @@
       <w:pPr/>
       <w:r>
         <w:rPr>
-          <w:lang w:val="en_US" w:bidi="en_US"/>
-        </w:rPr>
-      </w:r>
-      <w:r>
-        <w:rPr>
-          <w:vertAlign w:val="superscript"/>
-          <w:lang w:val="en_US" w:bidi="en_US"/>
+          <w:lang w:val="el_GR" w:bidi="el_GR"/>
+        </w:rPr>
+      </w:r>
+      <w:r>
+        <w:rPr>
+          <w:vertAlign w:val="superscript"/>
+          <w:lang w:val="el_GR" w:bidi="el_GR"/>
         </w:rPr>
         <w:t>5</w:t>
       </w:r>
       <w:r>
         <w:rPr>
-          <w:lang w:val="en_US" w:bidi="en_US"/>
+          <w:lang w:val="el_GR" w:bidi="el_GR"/>
         </w:rPr>
         <w:t xml:space="preserve"> τοῦτο φρονεῖτε ἐν ὑμῖν ὃ καὶ ἐν Χριστῷ Ἰησοῦ,</w:t>
       </w:r>
@@ -951,19 +951,19 @@
       <w:pPr/>
       <w:r>
         <w:rPr>
-          <w:lang w:val="en_US" w:bidi="en_US"/>
-        </w:rPr>
-      </w:r>
-      <w:r>
-        <w:rPr>
-          <w:vertAlign w:val="superscript"/>
-          <w:lang w:val="en_US" w:bidi="en_US"/>
+          <w:lang w:val="el_GR" w:bidi="el_GR"/>
+        </w:rPr>
+      </w:r>
+      <w:r>
+        <w:rPr>
+          <w:vertAlign w:val="superscript"/>
+          <w:lang w:val="el_GR" w:bidi="el_GR"/>
         </w:rPr>
         <w:t>6</w:t>
       </w:r>
       <w:r>
         <w:rPr>
-          <w:lang w:val="en_US" w:bidi="en_US"/>
+          <w:lang w:val="el_GR" w:bidi="el_GR"/>
         </w:rPr>
         <w:t xml:space="preserve"> ὃς ἐν μορφῇ θεοῦ ὑπάρχων οὐχ ἁρπαγμὸν ἡγήσατο τὸ εἶναι ἴσα θεῷ,</w:t>
       </w:r>
@@ -972,19 +972,19 @@
       <w:pPr/>
       <w:r>
         <w:rPr>
-          <w:lang w:val="en_US" w:bidi="en_US"/>
-        </w:rPr>
-      </w:r>
-      <w:r>
-        <w:rPr>
-          <w:vertAlign w:val="superscript"/>
-          <w:lang w:val="en_US" w:bidi="en_US"/>
+          <w:lang w:val="el_GR" w:bidi="el_GR"/>
+        </w:rPr>
+      </w:r>
+      <w:r>
+        <w:rPr>
+          <w:vertAlign w:val="superscript"/>
+          <w:lang w:val="el_GR" w:bidi="el_GR"/>
         </w:rPr>
         <w:t>7</w:t>
       </w:r>
       <w:r>
         <w:rPr>
-          <w:lang w:val="en_US" w:bidi="en_US"/>
+          <w:lang w:val="el_GR" w:bidi="el_GR"/>
         </w:rPr>
         <w:t xml:space="preserve"> ἀλλὰ ἑαυτὸν ἐκένωσεν μορφὴν δούλου λαβών, ἐν ὁμοιώματι ἀνθρώπων γενόμενος· καὶ σχήματι εὑρεθεὶς ὡς ἄνθρωπος</w:t>
       </w:r>
@@ -993,19 +993,19 @@
       <w:pPr/>
       <w:r>
         <w:rPr>
-          <w:lang w:val="en_US" w:bidi="en_US"/>
-        </w:rPr>
-      </w:r>
-      <w:r>
-        <w:rPr>
-          <w:vertAlign w:val="superscript"/>
-          <w:lang w:val="en_US" w:bidi="en_US"/>
+          <w:lang w:val="el_GR" w:bidi="el_GR"/>
+        </w:rPr>
+      </w:r>
+      <w:r>
+        <w:rPr>
+          <w:vertAlign w:val="superscript"/>
+          <w:lang w:val="el_GR" w:bidi="el_GR"/>
         </w:rPr>
         <w:t>8</w:t>
       </w:r>
       <w:r>
         <w:rPr>
-          <w:lang w:val="en_US" w:bidi="en_US"/>
+          <w:lang w:val="el_GR" w:bidi="el_GR"/>
         </w:rPr>
         <w:t xml:space="preserve"> ἐταπείνωσεν ἑαυτὸν γενόμενος ὑπήκοος μέχρι θανάτου, θανάτου δὲ σταυροῦ·</w:t>
       </w:r>
@@ -1014,19 +1014,19 @@
       <w:pPr/>
       <w:r>
         <w:rPr>
-          <w:lang w:val="en_US" w:bidi="en_US"/>
-        </w:rPr>
-      </w:r>
-      <w:r>
-        <w:rPr>
-          <w:vertAlign w:val="superscript"/>
-          <w:lang w:val="en_US" w:bidi="en_US"/>
+          <w:lang w:val="el_GR" w:bidi="el_GR"/>
+        </w:rPr>
+      </w:r>
+      <w:r>
+        <w:rPr>
+          <w:vertAlign w:val="superscript"/>
+          <w:lang w:val="el_GR" w:bidi="el_GR"/>
         </w:rPr>
         <w:t>9</w:t>
       </w:r>
       <w:r>
         <w:rPr>
-          <w:lang w:val="en_US" w:bidi="en_US"/>
+          <w:lang w:val="el_GR" w:bidi="el_GR"/>
         </w:rPr>
         <w:t xml:space="preserve"> διὸ καὶ ὁ θεὸς αὐτὸν ὑπερύψωσεν, καὶ ἐχαρίσατο αὐτῷ τὸ ὄνομα τὸ ὑπὲρ πᾶν ὄνομα,</w:t>
       </w:r>
@@ -1035,19 +1035,19 @@
       <w:pPr/>
       <w:r>
         <w:rPr>
-          <w:lang w:val="en_US" w:bidi="en_US"/>
-        </w:rPr>
-      </w:r>
-      <w:r>
-        <w:rPr>
-          <w:vertAlign w:val="superscript"/>
-          <w:lang w:val="en_US" w:bidi="en_US"/>
+          <w:lang w:val="el_GR" w:bidi="el_GR"/>
+        </w:rPr>
+      </w:r>
+      <w:r>
+        <w:rPr>
+          <w:vertAlign w:val="superscript"/>
+          <w:lang w:val="el_GR" w:bidi="el_GR"/>
         </w:rPr>
         <w:t>10</w:t>
       </w:r>
       <w:r>
         <w:rPr>
-          <w:lang w:val="en_US" w:bidi="en_US"/>
+          <w:lang w:val="el_GR" w:bidi="el_GR"/>
         </w:rPr>
         <w:t xml:space="preserve"> ἵνα ἐν τῷ ὀνόματι Ἰησοῦ πᾶν γόνυ κάμψῃ ἐπουρανίων καὶ ἐπιγείων καὶ καταχθονίων,</w:t>
       </w:r>
@@ -1056,19 +1056,19 @@
       <w:pPr/>
       <w:r>
         <w:rPr>
-          <w:lang w:val="en_US" w:bidi="en_US"/>
-        </w:rPr>
-      </w:r>
-      <w:r>
-        <w:rPr>
-          <w:vertAlign w:val="superscript"/>
-          <w:lang w:val="en_US" w:bidi="en_US"/>
+          <w:lang w:val="el_GR" w:bidi="el_GR"/>
+        </w:rPr>
+      </w:r>
+      <w:r>
+        <w:rPr>
+          <w:vertAlign w:val="superscript"/>
+          <w:lang w:val="el_GR" w:bidi="el_GR"/>
         </w:rPr>
         <w:t>11</w:t>
       </w:r>
       <w:r>
         <w:rPr>
-          <w:lang w:val="en_US" w:bidi="en_US"/>
+          <w:lang w:val="el_GR" w:bidi="el_GR"/>
         </w:rPr>
         <w:t xml:space="preserve"> καὶ πᾶσα γλῶσσα ἐξομολογήσηται ὅτι κύριος Ἰησοῦς Χριστὸς εἰς δόξαν θεοῦ πατρός.</w:t>
       </w:r>
@@ -1077,19 +1077,19 @@
       <w:pPr/>
       <w:r>
         <w:rPr>
-          <w:lang w:val="en_US" w:bidi="en_US"/>
-        </w:rPr>
-      </w:r>
-      <w:r>
-        <w:rPr>
-          <w:vertAlign w:val="superscript"/>
-          <w:lang w:val="en_US" w:bidi="en_US"/>
+          <w:lang w:val="el_GR" w:bidi="el_GR"/>
+        </w:rPr>
+      </w:r>
+      <w:r>
+        <w:rPr>
+          <w:vertAlign w:val="superscript"/>
+          <w:lang w:val="el_GR" w:bidi="el_GR"/>
         </w:rPr>
         <w:t>12</w:t>
       </w:r>
       <w:r>
         <w:rPr>
-          <w:lang w:val="en_US" w:bidi="en_US"/>
+          <w:lang w:val="el_GR" w:bidi="el_GR"/>
         </w:rPr>
         <w:t xml:space="preserve"> Ὥστε, ἀγαπητοί μου, καθὼς πάντοτε ὑπηκούσατε, μὴ ὡς ἐν τῇ παρουσίᾳ μου μόνον ἀλλὰ νῦν πολλῷ μᾶλλον ἐν τῇ ἀπουσίᾳ μου, μετὰ φόβου καὶ τρόμου τὴν ἑαυτῶν σωτηρίαν κατεργάζεσθε,</w:t>
       </w:r>
@@ -1098,19 +1098,19 @@
       <w:pPr/>
       <w:r>
         <w:rPr>
-          <w:lang w:val="en_US" w:bidi="en_US"/>
-        </w:rPr>
-      </w:r>
-      <w:r>
-        <w:rPr>
-          <w:vertAlign w:val="superscript"/>
-          <w:lang w:val="en_US" w:bidi="en_US"/>
+          <w:lang w:val="el_GR" w:bidi="el_GR"/>
+        </w:rPr>
+      </w:r>
+      <w:r>
+        <w:rPr>
+          <w:vertAlign w:val="superscript"/>
+          <w:lang w:val="el_GR" w:bidi="el_GR"/>
         </w:rPr>
         <w:t>13</w:t>
       </w:r>
       <w:r>
         <w:rPr>
-          <w:lang w:val="en_US" w:bidi="en_US"/>
+          <w:lang w:val="el_GR" w:bidi="el_GR"/>
         </w:rPr>
         <w:t xml:space="preserve"> θεὸς γάρ ἐστιν ὁ ἐνεργῶν ἐν ὑμῖν καὶ τὸ θέλειν καὶ τὸ ἐνεργεῖν ὑπὲρ τῆς εὐδοκίας.</w:t>
       </w:r>
@@ -1119,19 +1119,19 @@
       <w:pPr/>
       <w:r>
         <w:rPr>
-          <w:lang w:val="en_US" w:bidi="en_US"/>
-        </w:rPr>
-      </w:r>
-      <w:r>
-        <w:rPr>
-          <w:vertAlign w:val="superscript"/>
-          <w:lang w:val="en_US" w:bidi="en_US"/>
+          <w:lang w:val="el_GR" w:bidi="el_GR"/>
+        </w:rPr>
+      </w:r>
+      <w:r>
+        <w:rPr>
+          <w:vertAlign w:val="superscript"/>
+          <w:lang w:val="el_GR" w:bidi="el_GR"/>
         </w:rPr>
         <w:t>14</w:t>
       </w:r>
       <w:r>
         <w:rPr>
-          <w:lang w:val="en_US" w:bidi="en_US"/>
+          <w:lang w:val="el_GR" w:bidi="el_GR"/>
         </w:rPr>
         <w:t xml:space="preserve"> Πάντα ποιεῖτε χωρὶς γογγυσμῶν καὶ διαλογισμῶν,</w:t>
       </w:r>
@@ -1140,19 +1140,19 @@
       <w:pPr/>
       <w:r>
         <w:rPr>
-          <w:lang w:val="en_US" w:bidi="en_US"/>
-        </w:rPr>
-      </w:r>
-      <w:r>
-        <w:rPr>
-          <w:vertAlign w:val="superscript"/>
-          <w:lang w:val="en_US" w:bidi="en_US"/>
+          <w:lang w:val="el_GR" w:bidi="el_GR"/>
+        </w:rPr>
+      </w:r>
+      <w:r>
+        <w:rPr>
+          <w:vertAlign w:val="superscript"/>
+          <w:lang w:val="el_GR" w:bidi="el_GR"/>
         </w:rPr>
         <w:t>15</w:t>
       </w:r>
       <w:r>
         <w:rPr>
-          <w:lang w:val="en_US" w:bidi="en_US"/>
+          <w:lang w:val="el_GR" w:bidi="el_GR"/>
         </w:rPr>
         <w:t xml:space="preserve"> ἵνα γένησθε ἄμεμπτοι καὶ ἀκέραιοι, τέκνα θεοῦ ἄμωμα μέσον γενεᾶς σκολιᾶς καὶ διεστραμμένης, ἐν οἷς φαίνεσθε ὡς φωστῆρες ἐν κόσμῳ</w:t>
       </w:r>
@@ -1161,19 +1161,19 @@
       <w:pPr/>
       <w:r>
         <w:rPr>
-          <w:lang w:val="en_US" w:bidi="en_US"/>
-        </w:rPr>
-      </w:r>
-      <w:r>
-        <w:rPr>
-          <w:vertAlign w:val="superscript"/>
-          <w:lang w:val="en_US" w:bidi="en_US"/>
+          <w:lang w:val="el_GR" w:bidi="el_GR"/>
+        </w:rPr>
+      </w:r>
+      <w:r>
+        <w:rPr>
+          <w:vertAlign w:val="superscript"/>
+          <w:lang w:val="el_GR" w:bidi="el_GR"/>
         </w:rPr>
         <w:t>16</w:t>
       </w:r>
       <w:r>
         <w:rPr>
-          <w:lang w:val="en_US" w:bidi="en_US"/>
+          <w:lang w:val="el_GR" w:bidi="el_GR"/>
         </w:rPr>
         <w:t xml:space="preserve"> λόγον ζωῆς ἐπέχοντες, εἰς καύχημα ἐμοὶ εἰς ἡμέραν Χριστοῦ, ὅτι οὐκ εἰς κενὸν ἔδραμον οὐδὲ εἰς κενὸν ἐκοπίασα.</w:t>
       </w:r>
@@ -1182,19 +1182,19 @@
       <w:pPr/>
       <w:r>
         <w:rPr>
-          <w:lang w:val="en_US" w:bidi="en_US"/>
-        </w:rPr>
-      </w:r>
-      <w:r>
-        <w:rPr>
-          <w:vertAlign w:val="superscript"/>
-          <w:lang w:val="en_US" w:bidi="en_US"/>
+          <w:lang w:val="el_GR" w:bidi="el_GR"/>
+        </w:rPr>
+      </w:r>
+      <w:r>
+        <w:rPr>
+          <w:vertAlign w:val="superscript"/>
+          <w:lang w:val="el_GR" w:bidi="el_GR"/>
         </w:rPr>
         <w:t>17</w:t>
       </w:r>
       <w:r>
         <w:rPr>
-          <w:lang w:val="en_US" w:bidi="en_US"/>
+          <w:lang w:val="el_GR" w:bidi="el_GR"/>
         </w:rPr>
         <w:t xml:space="preserve"> ἀλλὰ εἰ καὶ σπένδομαι ἐπὶ τῇ θυσίᾳ καὶ λειτουργίᾳ τῆς πίστεως ὑμῶν, χαίρω καὶ συγχαίρω πᾶσιν ὑμῖν·</w:t>
       </w:r>
@@ -1203,19 +1203,19 @@
       <w:pPr/>
       <w:r>
         <w:rPr>
-          <w:lang w:val="en_US" w:bidi="en_US"/>
-        </w:rPr>
-      </w:r>
-      <w:r>
-        <w:rPr>
-          <w:vertAlign w:val="superscript"/>
-          <w:lang w:val="en_US" w:bidi="en_US"/>
+          <w:lang w:val="el_GR" w:bidi="el_GR"/>
+        </w:rPr>
+      </w:r>
+      <w:r>
+        <w:rPr>
+          <w:vertAlign w:val="superscript"/>
+          <w:lang w:val="el_GR" w:bidi="el_GR"/>
         </w:rPr>
         <w:t>18</w:t>
       </w:r>
       <w:r>
         <w:rPr>
-          <w:lang w:val="en_US" w:bidi="en_US"/>
+          <w:lang w:val="el_GR" w:bidi="el_GR"/>
         </w:rPr>
         <w:t xml:space="preserve"> τὸ δὲ αὐτὸ καὶ ὑμεῖς χαίρετε καὶ συγχαίρετέ μοι.</w:t>
       </w:r>
@@ -1224,19 +1224,19 @@
       <w:pPr/>
       <w:r>
         <w:rPr>
-          <w:lang w:val="en_US" w:bidi="en_US"/>
-        </w:rPr>
-      </w:r>
-      <w:r>
-        <w:rPr>
-          <w:vertAlign w:val="superscript"/>
-          <w:lang w:val="en_US" w:bidi="en_US"/>
+          <w:lang w:val="el_GR" w:bidi="el_GR"/>
+        </w:rPr>
+      </w:r>
+      <w:r>
+        <w:rPr>
+          <w:vertAlign w:val="superscript"/>
+          <w:lang w:val="el_GR" w:bidi="el_GR"/>
         </w:rPr>
         <w:t>19</w:t>
       </w:r>
       <w:r>
         <w:rPr>
-          <w:lang w:val="en_US" w:bidi="en_US"/>
+          <w:lang w:val="el_GR" w:bidi="el_GR"/>
         </w:rPr>
         <w:t xml:space="preserve"> Ἐλπίζω δὲ ἐν κυρίῳ Ἰησοῦ Τιμόθεον ταχέως πέμψαι ὑμῖν, ἵνα κἀγὼ εὐψυχῶ γνοὺς τὰ περὶ ὑμῶν.</w:t>
       </w:r>
@@ -1245,19 +1245,19 @@
       <w:pPr/>
       <w:r>
         <w:rPr>
-          <w:lang w:val="en_US" w:bidi="en_US"/>
-        </w:rPr>
-      </w:r>
-      <w:r>
-        <w:rPr>
-          <w:vertAlign w:val="superscript"/>
-          <w:lang w:val="en_US" w:bidi="en_US"/>
+          <w:lang w:val="el_GR" w:bidi="el_GR"/>
+        </w:rPr>
+      </w:r>
+      <w:r>
+        <w:rPr>
+          <w:vertAlign w:val="superscript"/>
+          <w:lang w:val="el_GR" w:bidi="el_GR"/>
         </w:rPr>
         <w:t>20</w:t>
       </w:r>
       <w:r>
         <w:rPr>
-          <w:lang w:val="en_US" w:bidi="en_US"/>
+          <w:lang w:val="el_GR" w:bidi="el_GR"/>
         </w:rPr>
         <w:t xml:space="preserve"> οὐδένα γὰρ ἔχω ἰσόψυχον ὅστις γνησίως τὰ περὶ ὑμῶν μεριμνήσει,</w:t>
       </w:r>
@@ -1266,19 +1266,19 @@
       <w:pPr/>
       <w:r>
         <w:rPr>
-          <w:lang w:val="en_US" w:bidi="en_US"/>
-        </w:rPr>
-      </w:r>
-      <w:r>
-        <w:rPr>
-          <w:vertAlign w:val="superscript"/>
-          <w:lang w:val="en_US" w:bidi="en_US"/>
+          <w:lang w:val="el_GR" w:bidi="el_GR"/>
+        </w:rPr>
+      </w:r>
+      <w:r>
+        <w:rPr>
+          <w:vertAlign w:val="superscript"/>
+          <w:lang w:val="el_GR" w:bidi="el_GR"/>
         </w:rPr>
         <w:t>21</w:t>
       </w:r>
       <w:r>
         <w:rPr>
-          <w:lang w:val="en_US" w:bidi="en_US"/>
+          <w:lang w:val="el_GR" w:bidi="el_GR"/>
         </w:rPr>
         <w:t xml:space="preserve"> οἱ πάντες γὰρ τὰ ἑαυτῶν ζητοῦσιν, οὐ τὰ Ἰησοῦ Χριστοῦ.</w:t>
       </w:r>
@@ -1287,19 +1287,19 @@
       <w:pPr/>
       <w:r>
         <w:rPr>
-          <w:lang w:val="en_US" w:bidi="en_US"/>
-        </w:rPr>
-      </w:r>
-      <w:r>
-        <w:rPr>
-          <w:vertAlign w:val="superscript"/>
-          <w:lang w:val="en_US" w:bidi="en_US"/>
+          <w:lang w:val="el_GR" w:bidi="el_GR"/>
+        </w:rPr>
+      </w:r>
+      <w:r>
+        <w:rPr>
+          <w:vertAlign w:val="superscript"/>
+          <w:lang w:val="el_GR" w:bidi="el_GR"/>
         </w:rPr>
         <w:t>22</w:t>
       </w:r>
       <w:r>
         <w:rPr>
-          <w:lang w:val="en_US" w:bidi="en_US"/>
+          <w:lang w:val="el_GR" w:bidi="el_GR"/>
         </w:rPr>
         <w:t xml:space="preserve"> τὴν δὲ δοκιμὴν αὐτοῦ γινώσκετε, ὅτι ὡς πατρὶ τέκνον σὺν ἐμοὶ ἐδούλευσεν εἰς τὸ εὐαγγέλιον.</w:t>
       </w:r>
@@ -1308,19 +1308,19 @@
       <w:pPr/>
       <w:r>
         <w:rPr>
-          <w:lang w:val="en_US" w:bidi="en_US"/>
-        </w:rPr>
-      </w:r>
-      <w:r>
-        <w:rPr>
-          <w:vertAlign w:val="superscript"/>
-          <w:lang w:val="en_US" w:bidi="en_US"/>
+          <w:lang w:val="el_GR" w:bidi="el_GR"/>
+        </w:rPr>
+      </w:r>
+      <w:r>
+        <w:rPr>
+          <w:vertAlign w:val="superscript"/>
+          <w:lang w:val="el_GR" w:bidi="el_GR"/>
         </w:rPr>
         <w:t>23</w:t>
       </w:r>
       <w:r>
         <w:rPr>
-          <w:lang w:val="en_US" w:bidi="en_US"/>
+          <w:lang w:val="el_GR" w:bidi="el_GR"/>
         </w:rPr>
         <w:t xml:space="preserve"> τοῦτον μὲν οὖν ἐλπίζω πέμψαι ὡς ἂν ἀφίδω τὰ περὶ ἐμὲ ἐξαυτῆς·</w:t>
       </w:r>
@@ -1329,19 +1329,19 @@
       <w:pPr/>
       <w:r>
         <w:rPr>
-          <w:lang w:val="en_US" w:bidi="en_US"/>
-        </w:rPr>
-      </w:r>
-      <w:r>
-        <w:rPr>
-          <w:vertAlign w:val="superscript"/>
-          <w:lang w:val="en_US" w:bidi="en_US"/>
+          <w:lang w:val="el_GR" w:bidi="el_GR"/>
+        </w:rPr>
+      </w:r>
+      <w:r>
+        <w:rPr>
+          <w:vertAlign w:val="superscript"/>
+          <w:lang w:val="el_GR" w:bidi="el_GR"/>
         </w:rPr>
         <w:t>24</w:t>
       </w:r>
       <w:r>
         <w:rPr>
-          <w:lang w:val="en_US" w:bidi="en_US"/>
+          <w:lang w:val="el_GR" w:bidi="el_GR"/>
         </w:rPr>
         <w:t xml:space="preserve"> πέποιθα δὲ ἐν κυρίῳ ὅτι καὶ αὐτὸς ταχέως ἐλεύσομαι.</w:t>
       </w:r>
@@ -1350,19 +1350,19 @@
       <w:pPr/>
       <w:r>
         <w:rPr>
-          <w:lang w:val="en_US" w:bidi="en_US"/>
-        </w:rPr>
-      </w:r>
-      <w:r>
-        <w:rPr>
-          <w:vertAlign w:val="superscript"/>
-          <w:lang w:val="en_US" w:bidi="en_US"/>
+          <w:lang w:val="el_GR" w:bidi="el_GR"/>
+        </w:rPr>
+      </w:r>
+      <w:r>
+        <w:rPr>
+          <w:vertAlign w:val="superscript"/>
+          <w:lang w:val="el_GR" w:bidi="el_GR"/>
         </w:rPr>
         <w:t>25</w:t>
       </w:r>
       <w:r>
         <w:rPr>
-          <w:lang w:val="en_US" w:bidi="en_US"/>
+          <w:lang w:val="el_GR" w:bidi="el_GR"/>
         </w:rPr>
         <w:t xml:space="preserve"> Ἀναγκαῖον δὲ ἡγησάμην Ἐπαφρόδιτον τὸν ἀδελφὸν καὶ συνεργὸν καὶ συστρατιώτην μου, ὑμῶν δὲ ἀπόστολον καὶ λειτουργὸν τῆς χρείας μου, πέμψαι πρὸς ὑμᾶς,</w:t>
       </w:r>
@@ -1371,19 +1371,19 @@
       <w:pPr/>
       <w:r>
         <w:rPr>
-          <w:lang w:val="en_US" w:bidi="en_US"/>
-        </w:rPr>
-      </w:r>
-      <w:r>
-        <w:rPr>
-          <w:vertAlign w:val="superscript"/>
-          <w:lang w:val="en_US" w:bidi="en_US"/>
+          <w:lang w:val="el_GR" w:bidi="el_GR"/>
+        </w:rPr>
+      </w:r>
+      <w:r>
+        <w:rPr>
+          <w:vertAlign w:val="superscript"/>
+          <w:lang w:val="el_GR" w:bidi="el_GR"/>
         </w:rPr>
         <w:t>26</w:t>
       </w:r>
       <w:r>
         <w:rPr>
-          <w:lang w:val="en_US" w:bidi="en_US"/>
+          <w:lang w:val="el_GR" w:bidi="el_GR"/>
         </w:rPr>
         <w:t xml:space="preserve"> ἐπειδὴ ἐπιποθῶν ἦν πάντας ὑμᾶς, καὶ ἀδημονῶν διότι ἠκούσατε ὅτι ἠσθένησεν.</w:t>
       </w:r>
@@ -1392,19 +1392,19 @@
       <w:pPr/>
       <w:r>
         <w:rPr>
-          <w:lang w:val="en_US" w:bidi="en_US"/>
-        </w:rPr>
-      </w:r>
-      <w:r>
-        <w:rPr>
-          <w:vertAlign w:val="superscript"/>
-          <w:lang w:val="en_US" w:bidi="en_US"/>
+          <w:lang w:val="el_GR" w:bidi="el_GR"/>
+        </w:rPr>
+      </w:r>
+      <w:r>
+        <w:rPr>
+          <w:vertAlign w:val="superscript"/>
+          <w:lang w:val="el_GR" w:bidi="el_GR"/>
         </w:rPr>
         <w:t>27</w:t>
       </w:r>
       <w:r>
         <w:rPr>
-          <w:lang w:val="en_US" w:bidi="en_US"/>
+          <w:lang w:val="el_GR" w:bidi="el_GR"/>
         </w:rPr>
         <w:t xml:space="preserve"> καὶ γὰρ ἠσθένησεν παραπλήσιον θανάτῳ· ἀλλὰ ὁ θεὸς ἠλέησεν αὐτόν, οὐκ αὐτὸν δὲ μόνον ἀλλὰ καὶ ἐμέ, ἵνα μὴ λύπην ἐπὶ λύπην σχῶ.</w:t>
       </w:r>
@@ -1413,19 +1413,19 @@
       <w:pPr/>
       <w:r>
         <w:rPr>
-          <w:lang w:val="en_US" w:bidi="en_US"/>
-        </w:rPr>
-      </w:r>
-      <w:r>
-        <w:rPr>
-          <w:vertAlign w:val="superscript"/>
-          <w:lang w:val="en_US" w:bidi="en_US"/>
+          <w:lang w:val="el_GR" w:bidi="el_GR"/>
+        </w:rPr>
+      </w:r>
+      <w:r>
+        <w:rPr>
+          <w:vertAlign w:val="superscript"/>
+          <w:lang w:val="el_GR" w:bidi="el_GR"/>
         </w:rPr>
         <w:t>28</w:t>
       </w:r>
       <w:r>
         <w:rPr>
-          <w:lang w:val="en_US" w:bidi="en_US"/>
+          <w:lang w:val="el_GR" w:bidi="el_GR"/>
         </w:rPr>
         <w:t xml:space="preserve"> σπουδαιοτέρως οὖν ἔπεμψα αὐτὸν ἵνα ἰδόντες αὐτὸν πάλιν χαρῆτε κἀγὼ ἀλυπότερος ὦ.</w:t>
       </w:r>
@@ -1434,19 +1434,19 @@
       <w:pPr/>
       <w:r>
         <w:rPr>
-          <w:lang w:val="en_US" w:bidi="en_US"/>
-        </w:rPr>
-      </w:r>
-      <w:r>
-        <w:rPr>
-          <w:vertAlign w:val="superscript"/>
-          <w:lang w:val="en_US" w:bidi="en_US"/>
+          <w:lang w:val="el_GR" w:bidi="el_GR"/>
+        </w:rPr>
+      </w:r>
+      <w:r>
+        <w:rPr>
+          <w:vertAlign w:val="superscript"/>
+          <w:lang w:val="el_GR" w:bidi="el_GR"/>
         </w:rPr>
         <w:t>29</w:t>
       </w:r>
       <w:r>
         <w:rPr>
-          <w:lang w:val="en_US" w:bidi="en_US"/>
+          <w:lang w:val="el_GR" w:bidi="el_GR"/>
         </w:rPr>
         <w:t xml:space="preserve"> προσδέχεσθε οὖν αὐτὸν ἐν κυρίῳ μετὰ πάσης χαρᾶς, καὶ τοὺς τοιούτους ἐντίμους ἔχετε,</w:t>
       </w:r>
@@ -1455,19 +1455,19 @@
       <w:pPr/>
       <w:r>
         <w:rPr>
-          <w:lang w:val="en_US" w:bidi="en_US"/>
-        </w:rPr>
-      </w:r>
-      <w:r>
-        <w:rPr>
-          <w:vertAlign w:val="superscript"/>
-          <w:lang w:val="en_US" w:bidi="en_US"/>
+          <w:lang w:val="el_GR" w:bidi="el_GR"/>
+        </w:rPr>
+      </w:r>
+      <w:r>
+        <w:rPr>
+          <w:vertAlign w:val="superscript"/>
+          <w:lang w:val="el_GR" w:bidi="el_GR"/>
         </w:rPr>
         <w:t>30</w:t>
       </w:r>
       <w:r>
         <w:rPr>
-          <w:lang w:val="en_US" w:bidi="en_US"/>
+          <w:lang w:val="el_GR" w:bidi="el_GR"/>
         </w:rPr>
         <w:t xml:space="preserve"> ὅτι διὰ τὸ ἔργον Χριστοῦ μέχρι θανάτου ἤγγισεν, παραβολευσάμενος τῇ ψυχῇ ἵνα ἀναπληρώσῃ τὸ ὑμῶν ὑστέρημα τῆς πρός με λειτουργίας.</w:t>
       </w:r>
@@ -1478,33 +1478,33 @@
       </w:pPr>
       <w:r>
         <w:rPr>
-          <w:lang w:val="en_US" w:bidi="en_US"/>
+          <w:lang w:val="el_GR" w:bidi="el_GR"/>
         </w:rPr>
         <w:t>Philippians 3:1</w:t>
       </w:r>
       <w:r>
         <w:rPr>
-          <w:lang w:val="en_US" w:bidi="en_US"/>
-        </w:rPr>
-      </w:r>
-    </w:p>
-    <w:p>
-      <w:pPr/>
-      <w:r>
-        <w:rPr>
-          <w:lang w:val="en_US" w:bidi="en_US"/>
-        </w:rPr>
-      </w:r>
-      <w:r>
-        <w:rPr>
-          <w:vertAlign w:val="superscript"/>
-          <w:lang w:val="en_US" w:bidi="en_US"/>
+          <w:lang w:val="el_GR" w:bidi="el_GR"/>
+        </w:rPr>
+      </w:r>
+    </w:p>
+    <w:p>
+      <w:pPr/>
+      <w:r>
+        <w:rPr>
+          <w:lang w:val="el_GR" w:bidi="el_GR"/>
+        </w:rPr>
+      </w:r>
+      <w:r>
+        <w:rPr>
+          <w:vertAlign w:val="superscript"/>
+          <w:lang w:val="el_GR" w:bidi="el_GR"/>
         </w:rPr>
         <w:t>1</w:t>
       </w:r>
       <w:r>
         <w:rPr>
-          <w:lang w:val="en_US" w:bidi="en_US"/>
+          <w:lang w:val="el_GR" w:bidi="el_GR"/>
         </w:rPr>
         <w:t xml:space="preserve"> Τὸ λοιπόν, ἀδελφοί μου, χαίρετε ἐν κυρίῳ. τὰ αὐτὰ γράφειν ὑμῖν ἐμοὶ μὲν οὐκ ὀκνηρόν, ὑμῖν δὲ ἀσφαλές.</w:t>
       </w:r>
@@ -1513,19 +1513,19 @@
       <w:pPr/>
       <w:r>
         <w:rPr>
-          <w:lang w:val="en_US" w:bidi="en_US"/>
-        </w:rPr>
-      </w:r>
-      <w:r>
-        <w:rPr>
-          <w:vertAlign w:val="superscript"/>
-          <w:lang w:val="en_US" w:bidi="en_US"/>
+          <w:lang w:val="el_GR" w:bidi="el_GR"/>
+        </w:rPr>
+      </w:r>
+      <w:r>
+        <w:rPr>
+          <w:vertAlign w:val="superscript"/>
+          <w:lang w:val="el_GR" w:bidi="el_GR"/>
         </w:rPr>
         <w:t>2</w:t>
       </w:r>
       <w:r>
         <w:rPr>
-          <w:lang w:val="en_US" w:bidi="en_US"/>
+          <w:lang w:val="el_GR" w:bidi="el_GR"/>
         </w:rPr>
         <w:t xml:space="preserve"> Βλέπετε τοὺς κύνας, βλέπετε τοὺς κακοὺς ἐργάτας, βλέπετε τὴν κατατομήν.</w:t>
       </w:r>
@@ -1534,19 +1534,19 @@
       <w:pPr/>
       <w:r>
         <w:rPr>
-          <w:lang w:val="en_US" w:bidi="en_US"/>
-        </w:rPr>
-      </w:r>
-      <w:r>
-        <w:rPr>
-          <w:vertAlign w:val="superscript"/>
-          <w:lang w:val="en_US" w:bidi="en_US"/>
+          <w:lang w:val="el_GR" w:bidi="el_GR"/>
+        </w:rPr>
+      </w:r>
+      <w:r>
+        <w:rPr>
+          <w:vertAlign w:val="superscript"/>
+          <w:lang w:val="el_GR" w:bidi="el_GR"/>
         </w:rPr>
         <w:t>3</w:t>
       </w:r>
       <w:r>
         <w:rPr>
-          <w:lang w:val="en_US" w:bidi="en_US"/>
+          <w:lang w:val="el_GR" w:bidi="el_GR"/>
         </w:rPr>
         <w:t xml:space="preserve"> ἡμεῖς γάρ ἐσμεν ἡ περιτομή, οἱ πνεύματι θεοῦ λατρεύοντες καὶ καυχώμενοι ἐν Χριστῷ Ἰησοῦ καὶ οὐκ ἐν σαρκὶ πεποιθότες,</w:t>
       </w:r>
@@ -1555,19 +1555,19 @@
       <w:pPr/>
       <w:r>
         <w:rPr>
-          <w:lang w:val="en_US" w:bidi="en_US"/>
-        </w:rPr>
-      </w:r>
-      <w:r>
-        <w:rPr>
-          <w:vertAlign w:val="superscript"/>
-          <w:lang w:val="en_US" w:bidi="en_US"/>
+          <w:lang w:val="el_GR" w:bidi="el_GR"/>
+        </w:rPr>
+      </w:r>
+      <w:r>
+        <w:rPr>
+          <w:vertAlign w:val="superscript"/>
+          <w:lang w:val="el_GR" w:bidi="el_GR"/>
         </w:rPr>
         <w:t>4</w:t>
       </w:r>
       <w:r>
         <w:rPr>
-          <w:lang w:val="en_US" w:bidi="en_US"/>
+          <w:lang w:val="el_GR" w:bidi="el_GR"/>
         </w:rPr>
         <w:t xml:space="preserve"> καίπερ ἐγὼ ἔχων πεποίθησιν καὶ ἐν σαρκί. Εἴ τις δοκεῖ ἄλλος πεποιθέναι ἐν σαρκί, ἐγὼ μᾶλλον·</w:t>
       </w:r>
@@ -1576,19 +1576,19 @@
       <w:pPr/>
       <w:r>
         <w:rPr>
-          <w:lang w:val="en_US" w:bidi="en_US"/>
-        </w:rPr>
-      </w:r>
-      <w:r>
-        <w:rPr>
-          <w:vertAlign w:val="superscript"/>
-          <w:lang w:val="en_US" w:bidi="en_US"/>
+          <w:lang w:val="el_GR" w:bidi="el_GR"/>
+        </w:rPr>
+      </w:r>
+      <w:r>
+        <w:rPr>
+          <w:vertAlign w:val="superscript"/>
+          <w:lang w:val="el_GR" w:bidi="el_GR"/>
         </w:rPr>
         <w:t>5</w:t>
       </w:r>
       <w:r>
         <w:rPr>
-          <w:lang w:val="en_US" w:bidi="en_US"/>
+          <w:lang w:val="el_GR" w:bidi="el_GR"/>
         </w:rPr>
         <w:t xml:space="preserve"> περιτομῇ ὀκταήμερος, ἐκ γένους Ἰσραήλ, φυλῆς Βενιαμίν, Ἑβραῖος ἐξ Ἑβραίων, κατὰ νόμον Φαρισαῖος,</w:t>
       </w:r>
@@ -1597,19 +1597,19 @@
       <w:pPr/>
       <w:r>
         <w:rPr>
-          <w:lang w:val="en_US" w:bidi="en_US"/>
-        </w:rPr>
-      </w:r>
-      <w:r>
-        <w:rPr>
-          <w:vertAlign w:val="superscript"/>
-          <w:lang w:val="en_US" w:bidi="en_US"/>
+          <w:lang w:val="el_GR" w:bidi="el_GR"/>
+        </w:rPr>
+      </w:r>
+      <w:r>
+        <w:rPr>
+          <w:vertAlign w:val="superscript"/>
+          <w:lang w:val="el_GR" w:bidi="el_GR"/>
         </w:rPr>
         <w:t>6</w:t>
       </w:r>
       <w:r>
         <w:rPr>
-          <w:lang w:val="en_US" w:bidi="en_US"/>
+          <w:lang w:val="el_GR" w:bidi="el_GR"/>
         </w:rPr>
         <w:t xml:space="preserve"> κατὰ ζῆλος διώκων τὴν ἐκκλησίαν, κατὰ δικαιοσύνην τὴν ἐν νόμῳ γενόμενος ἄμεμπτος.</w:t>
       </w:r>
@@ -1618,19 +1618,19 @@
       <w:pPr/>
       <w:r>
         <w:rPr>
-          <w:lang w:val="en_US" w:bidi="en_US"/>
-        </w:rPr>
-      </w:r>
-      <w:r>
-        <w:rPr>
-          <w:vertAlign w:val="superscript"/>
-          <w:lang w:val="en_US" w:bidi="en_US"/>
+          <w:lang w:val="el_GR" w:bidi="el_GR"/>
+        </w:rPr>
+      </w:r>
+      <w:r>
+        <w:rPr>
+          <w:vertAlign w:val="superscript"/>
+          <w:lang w:val="el_GR" w:bidi="el_GR"/>
         </w:rPr>
         <w:t>7</w:t>
       </w:r>
       <w:r>
         <w:rPr>
-          <w:lang w:val="en_US" w:bidi="en_US"/>
+          <w:lang w:val="el_GR" w:bidi="el_GR"/>
         </w:rPr>
         <w:t xml:space="preserve"> Ἀλλὰ ἅτινα ἦν μοι κέρδη, ταῦτα ἥγημαι διὰ τὸν Χριστὸν ζημίαν.</w:t>
       </w:r>
@@ -1639,19 +1639,19 @@
       <w:pPr/>
       <w:r>
         <w:rPr>
-          <w:lang w:val="en_US" w:bidi="en_US"/>
-        </w:rPr>
-      </w:r>
-      <w:r>
-        <w:rPr>
-          <w:vertAlign w:val="superscript"/>
-          <w:lang w:val="en_US" w:bidi="en_US"/>
+          <w:lang w:val="el_GR" w:bidi="el_GR"/>
+        </w:rPr>
+      </w:r>
+      <w:r>
+        <w:rPr>
+          <w:vertAlign w:val="superscript"/>
+          <w:lang w:val="el_GR" w:bidi="el_GR"/>
         </w:rPr>
         <w:t>8</w:t>
       </w:r>
       <w:r>
         <w:rPr>
-          <w:lang w:val="en_US" w:bidi="en_US"/>
+          <w:lang w:val="el_GR" w:bidi="el_GR"/>
         </w:rPr>
         <w:t xml:space="preserve"> ἀλλὰ μενοῦνγε καὶ ἡγοῦμαι πάντα ζημίαν εἶναι διὰ τὸ ὑπερέχον τῆς γνώσεως Χριστοῦ Ἰησοῦ τοῦ κυρίου μου διʼ ὃν τὰ πάντα ἐζημιώθην, καὶ ἡγοῦμαι σκύβαλα ἵνα Χριστὸν κερδήσω</w:t>
       </w:r>
@@ -1660,19 +1660,19 @@
       <w:pPr/>
       <w:r>
         <w:rPr>
-          <w:lang w:val="en_US" w:bidi="en_US"/>
-        </w:rPr>
-      </w:r>
-      <w:r>
-        <w:rPr>
-          <w:vertAlign w:val="superscript"/>
-          <w:lang w:val="en_US" w:bidi="en_US"/>
+          <w:lang w:val="el_GR" w:bidi="el_GR"/>
+        </w:rPr>
+      </w:r>
+      <w:r>
+        <w:rPr>
+          <w:vertAlign w:val="superscript"/>
+          <w:lang w:val="el_GR" w:bidi="el_GR"/>
         </w:rPr>
         <w:t>9</w:t>
       </w:r>
       <w:r>
         <w:rPr>
-          <w:lang w:val="en_US" w:bidi="en_US"/>
+          <w:lang w:val="el_GR" w:bidi="el_GR"/>
         </w:rPr>
         <w:t xml:space="preserve"> καὶ εὑρεθῶ ἐν αὐτῷ, μὴ ἔχων ἐμὴν δικαιοσύνην τὴν ἐκ νόμου ἀλλὰ τὴν διὰ πίστεως Χριστοῦ, τὴν ἐκ θεοῦ δικαιοσύνην ἐπὶ τῇ πίστει,</w:t>
       </w:r>
@@ -1681,19 +1681,19 @@
       <w:pPr/>
       <w:r>
         <w:rPr>
-          <w:lang w:val="en_US" w:bidi="en_US"/>
-        </w:rPr>
-      </w:r>
-      <w:r>
-        <w:rPr>
-          <w:vertAlign w:val="superscript"/>
-          <w:lang w:val="en_US" w:bidi="en_US"/>
+          <w:lang w:val="el_GR" w:bidi="el_GR"/>
+        </w:rPr>
+      </w:r>
+      <w:r>
+        <w:rPr>
+          <w:vertAlign w:val="superscript"/>
+          <w:lang w:val="el_GR" w:bidi="el_GR"/>
         </w:rPr>
         <w:t>10</w:t>
       </w:r>
       <w:r>
         <w:rPr>
-          <w:lang w:val="en_US" w:bidi="en_US"/>
+          <w:lang w:val="el_GR" w:bidi="el_GR"/>
         </w:rPr>
         <w:t xml:space="preserve"> τοῦ γνῶναι αὐτὸν καὶ τὴν δύναμιν τῆς ἀναστάσεως αὐτοῦ καὶ κοινωνίαν παθημάτων αὐτοῦ, συμμορφιζόμενος τῷ θανάτῳ αὐτοῦ,</w:t>
       </w:r>
@@ -1702,19 +1702,19 @@
       <w:pPr/>
       <w:r>
         <w:rPr>
-          <w:lang w:val="en_US" w:bidi="en_US"/>
-        </w:rPr>
-      </w:r>
-      <w:r>
-        <w:rPr>
-          <w:vertAlign w:val="superscript"/>
-          <w:lang w:val="en_US" w:bidi="en_US"/>
+          <w:lang w:val="el_GR" w:bidi="el_GR"/>
+        </w:rPr>
+      </w:r>
+      <w:r>
+        <w:rPr>
+          <w:vertAlign w:val="superscript"/>
+          <w:lang w:val="el_GR" w:bidi="el_GR"/>
         </w:rPr>
         <w:t>11</w:t>
       </w:r>
       <w:r>
         <w:rPr>
-          <w:lang w:val="en_US" w:bidi="en_US"/>
+          <w:lang w:val="el_GR" w:bidi="el_GR"/>
         </w:rPr>
         <w:t xml:space="preserve"> εἴ πως καταντήσω εἰς τὴν ἐξανάστασιν τὴν ἐκ νεκρῶν.</w:t>
       </w:r>
@@ -1723,19 +1723,19 @@
       <w:pPr/>
       <w:r>
         <w:rPr>
-          <w:lang w:val="en_US" w:bidi="en_US"/>
-        </w:rPr>
-      </w:r>
-      <w:r>
-        <w:rPr>
-          <w:vertAlign w:val="superscript"/>
-          <w:lang w:val="en_US" w:bidi="en_US"/>
+          <w:lang w:val="el_GR" w:bidi="el_GR"/>
+        </w:rPr>
+      </w:r>
+      <w:r>
+        <w:rPr>
+          <w:vertAlign w:val="superscript"/>
+          <w:lang w:val="el_GR" w:bidi="el_GR"/>
         </w:rPr>
         <w:t>12</w:t>
       </w:r>
       <w:r>
         <w:rPr>
-          <w:lang w:val="en_US" w:bidi="en_US"/>
+          <w:lang w:val="el_GR" w:bidi="el_GR"/>
         </w:rPr>
         <w:t xml:space="preserve"> Οὐχ ὅτι ἤδη ἔλαβον ἢ ἤδη τετελείωμαι, διώκω δὲ εἰ καὶ καταλάβω, ἐφʼ ᾧ καὶ κατελήμφθην ὑπὸ Χριστοῦ.</w:t>
       </w:r>
@@ -1744,19 +1744,19 @@
       <w:pPr/>
       <w:r>
         <w:rPr>
-          <w:lang w:val="en_US" w:bidi="en_US"/>
-        </w:rPr>
-      </w:r>
-      <w:r>
-        <w:rPr>
-          <w:vertAlign w:val="superscript"/>
-          <w:lang w:val="en_US" w:bidi="en_US"/>
+          <w:lang w:val="el_GR" w:bidi="el_GR"/>
+        </w:rPr>
+      </w:r>
+      <w:r>
+        <w:rPr>
+          <w:vertAlign w:val="superscript"/>
+          <w:lang w:val="el_GR" w:bidi="el_GR"/>
         </w:rPr>
         <w:t>13</w:t>
       </w:r>
       <w:r>
         <w:rPr>
-          <w:lang w:val="en_US" w:bidi="en_US"/>
+          <w:lang w:val="el_GR" w:bidi="el_GR"/>
         </w:rPr>
         <w:t xml:space="preserve"> ἀδελφοί, ἐγὼ ἐμαυτὸν οὐ λογίζομαι κατειληφέναι· ἓν δέ, τὰ μὲν ὀπίσω ἐπιλανθανόμενος τοῖς δὲ ἔμπροσθεν ἐπεκτεινόμενος,</w:t>
       </w:r>
@@ -1765,19 +1765,19 @@
       <w:pPr/>
       <w:r>
         <w:rPr>
-          <w:lang w:val="en_US" w:bidi="en_US"/>
-        </w:rPr>
-      </w:r>
-      <w:r>
-        <w:rPr>
-          <w:vertAlign w:val="superscript"/>
-          <w:lang w:val="en_US" w:bidi="en_US"/>
+          <w:lang w:val="el_GR" w:bidi="el_GR"/>
+        </w:rPr>
+      </w:r>
+      <w:r>
+        <w:rPr>
+          <w:vertAlign w:val="superscript"/>
+          <w:lang w:val="el_GR" w:bidi="el_GR"/>
         </w:rPr>
         <w:t>14</w:t>
       </w:r>
       <w:r>
         <w:rPr>
-          <w:lang w:val="en_US" w:bidi="en_US"/>
+          <w:lang w:val="el_GR" w:bidi="el_GR"/>
         </w:rPr>
         <w:t xml:space="preserve"> κατὰ σκοπὸν διώκω εἰς τὸ βραβεῖον τῆς ἄνω κλήσεως τοῦ θεοῦ ἐν Χριστῷ Ἰησοῦ.</w:t>
       </w:r>
@@ -1786,19 +1786,19 @@
       <w:pPr/>
       <w:r>
         <w:rPr>
-          <w:lang w:val="en_US" w:bidi="en_US"/>
-        </w:rPr>
-      </w:r>
-      <w:r>
-        <w:rPr>
-          <w:vertAlign w:val="superscript"/>
-          <w:lang w:val="en_US" w:bidi="en_US"/>
+          <w:lang w:val="el_GR" w:bidi="el_GR"/>
+        </w:rPr>
+      </w:r>
+      <w:r>
+        <w:rPr>
+          <w:vertAlign w:val="superscript"/>
+          <w:lang w:val="el_GR" w:bidi="el_GR"/>
         </w:rPr>
         <w:t>15</w:t>
       </w:r>
       <w:r>
         <w:rPr>
-          <w:lang w:val="en_US" w:bidi="en_US"/>
+          <w:lang w:val="el_GR" w:bidi="el_GR"/>
         </w:rPr>
         <w:t xml:space="preserve"> ὅσοι οὖν τέλειοι, τοῦτο φρονῶμεν· καὶ εἴ τι ἑτέρως φρονεῖτε, καὶ τοῦτο ὁ θεὸς ὑμῖν ἀποκαλύψει·</w:t>
       </w:r>
@@ -1807,19 +1807,19 @@
       <w:pPr/>
       <w:r>
         <w:rPr>
-          <w:lang w:val="en_US" w:bidi="en_US"/>
-        </w:rPr>
-      </w:r>
-      <w:r>
-        <w:rPr>
-          <w:vertAlign w:val="superscript"/>
-          <w:lang w:val="en_US" w:bidi="en_US"/>
+          <w:lang w:val="el_GR" w:bidi="el_GR"/>
+        </w:rPr>
+      </w:r>
+      <w:r>
+        <w:rPr>
+          <w:vertAlign w:val="superscript"/>
+          <w:lang w:val="el_GR" w:bidi="el_GR"/>
         </w:rPr>
         <w:t>16</w:t>
       </w:r>
       <w:r>
         <w:rPr>
-          <w:lang w:val="en_US" w:bidi="en_US"/>
+          <w:lang w:val="el_GR" w:bidi="el_GR"/>
         </w:rPr>
         <w:t xml:space="preserve"> πλὴν εἰς ὃ ἐφθάσαμεν, τῷ αὐτῷ στοιχεῖν.</w:t>
       </w:r>
@@ -1828,19 +1828,19 @@
       <w:pPr/>
       <w:r>
         <w:rPr>
-          <w:lang w:val="en_US" w:bidi="en_US"/>
-        </w:rPr>
-      </w:r>
-      <w:r>
-        <w:rPr>
-          <w:vertAlign w:val="superscript"/>
-          <w:lang w:val="en_US" w:bidi="en_US"/>
+          <w:lang w:val="el_GR" w:bidi="el_GR"/>
+        </w:rPr>
+      </w:r>
+      <w:r>
+        <w:rPr>
+          <w:vertAlign w:val="superscript"/>
+          <w:lang w:val="el_GR" w:bidi="el_GR"/>
         </w:rPr>
         <w:t>17</w:t>
       </w:r>
       <w:r>
         <w:rPr>
-          <w:lang w:val="en_US" w:bidi="en_US"/>
+          <w:lang w:val="el_GR" w:bidi="el_GR"/>
         </w:rPr>
         <w:t xml:space="preserve"> Συμμιμηταί μου γίνεσθε, ἀδελφοί, καὶ σκοπεῖτε τοὺς οὕτω περιπατοῦντας καθὼς ἔχετε τύπον ἡμᾶς·</w:t>
       </w:r>
@@ -1849,19 +1849,19 @@
       <w:pPr/>
       <w:r>
         <w:rPr>
-          <w:lang w:val="en_US" w:bidi="en_US"/>
-        </w:rPr>
-      </w:r>
-      <w:r>
-        <w:rPr>
-          <w:vertAlign w:val="superscript"/>
-          <w:lang w:val="en_US" w:bidi="en_US"/>
+          <w:lang w:val="el_GR" w:bidi="el_GR"/>
+        </w:rPr>
+      </w:r>
+      <w:r>
+        <w:rPr>
+          <w:vertAlign w:val="superscript"/>
+          <w:lang w:val="el_GR" w:bidi="el_GR"/>
         </w:rPr>
         <w:t>18</w:t>
       </w:r>
       <w:r>
         <w:rPr>
-          <w:lang w:val="en_US" w:bidi="en_US"/>
+          <w:lang w:val="el_GR" w:bidi="el_GR"/>
         </w:rPr>
         <w:t xml:space="preserve"> πολλοὶ γὰρ περιπατοῦσιν οὓς πολλάκις ἔλεγον ὑμῖν, νῦν δὲ καὶ κλαίων λέγω, τοὺς ἐχθροὺς τοῦ σταυροῦ τοῦ Χριστοῦ,</w:t>
       </w:r>
@@ -1870,19 +1870,19 @@
       <w:pPr/>
       <w:r>
         <w:rPr>
-          <w:lang w:val="en_US" w:bidi="en_US"/>
-        </w:rPr>
-      </w:r>
-      <w:r>
-        <w:rPr>
-          <w:vertAlign w:val="superscript"/>
-          <w:lang w:val="en_US" w:bidi="en_US"/>
+          <w:lang w:val="el_GR" w:bidi="el_GR"/>
+        </w:rPr>
+      </w:r>
+      <w:r>
+        <w:rPr>
+          <w:vertAlign w:val="superscript"/>
+          <w:lang w:val="el_GR" w:bidi="el_GR"/>
         </w:rPr>
         <w:t>19</w:t>
       </w:r>
       <w:r>
         <w:rPr>
-          <w:lang w:val="en_US" w:bidi="en_US"/>
+          <w:lang w:val="el_GR" w:bidi="el_GR"/>
         </w:rPr>
         <w:t xml:space="preserve"> ὧν τὸ τέλος ἀπώλεια, ὧν ὁ θεὸς ἡ κοιλία καὶ ἡ δόξα ἐν τῇ αἰσχύνῃ αὐτῶν, οἱ τὰ ἐπίγεια φρονοῦντες.</w:t>
       </w:r>
@@ -1891,19 +1891,19 @@
       <w:pPr/>
       <w:r>
         <w:rPr>
-          <w:lang w:val="en_US" w:bidi="en_US"/>
-        </w:rPr>
-      </w:r>
-      <w:r>
-        <w:rPr>
-          <w:vertAlign w:val="superscript"/>
-          <w:lang w:val="en_US" w:bidi="en_US"/>
+          <w:lang w:val="el_GR" w:bidi="el_GR"/>
+        </w:rPr>
+      </w:r>
+      <w:r>
+        <w:rPr>
+          <w:vertAlign w:val="superscript"/>
+          <w:lang w:val="el_GR" w:bidi="el_GR"/>
         </w:rPr>
         <w:t>20</w:t>
       </w:r>
       <w:r>
         <w:rPr>
-          <w:lang w:val="en_US" w:bidi="en_US"/>
+          <w:lang w:val="el_GR" w:bidi="el_GR"/>
         </w:rPr>
         <w:t xml:space="preserve"> ἡμῶν γὰρ τὸ πολίτευμα ἐν οὐρανοῖς ὑπάρχει, ἐξ οὗ καὶ σωτῆρα ἀπεκδεχόμεθα κύριον Ἰησοῦν Χριστόν,</w:t>
       </w:r>
@@ -1912,19 +1912,19 @@
       <w:pPr/>
       <w:r>
         <w:rPr>
-          <w:lang w:val="en_US" w:bidi="en_US"/>
-        </w:rPr>
-      </w:r>
-      <w:r>
-        <w:rPr>
-          <w:vertAlign w:val="superscript"/>
-          <w:lang w:val="en_US" w:bidi="en_US"/>
+          <w:lang w:val="el_GR" w:bidi="el_GR"/>
+        </w:rPr>
+      </w:r>
+      <w:r>
+        <w:rPr>
+          <w:vertAlign w:val="superscript"/>
+          <w:lang w:val="el_GR" w:bidi="el_GR"/>
         </w:rPr>
         <w:t>21</w:t>
       </w:r>
       <w:r>
         <w:rPr>
-          <w:lang w:val="en_US" w:bidi="en_US"/>
+          <w:lang w:val="el_GR" w:bidi="el_GR"/>
         </w:rPr>
         <w:t xml:space="preserve"> ὃς μετασχηματίσει τὸ σῶμα τῆς ταπεινώσεως ἡμῶν σύμμορφον τῷ σώματι τῆς δόξης αὐτοῦ κατὰ τὴν ἐνέργειαν τοῦ δύνασθαι αὐτὸν καὶ ὑποτάξαι αὑτῷ τὰ πάντα.</w:t>
       </w:r>
@@ -1935,33 +1935,33 @@
       </w:pPr>
       <w:r>
         <w:rPr>
-          <w:lang w:val="en_US" w:bidi="en_US"/>
+          <w:lang w:val="el_GR" w:bidi="el_GR"/>
         </w:rPr>
         <w:t>Philippians 4:1</w:t>
       </w:r>
       <w:r>
         <w:rPr>
-          <w:lang w:val="en_US" w:bidi="en_US"/>
-        </w:rPr>
-      </w:r>
-    </w:p>
-    <w:p>
-      <w:pPr/>
-      <w:r>
-        <w:rPr>
-          <w:lang w:val="en_US" w:bidi="en_US"/>
-        </w:rPr>
-      </w:r>
-      <w:r>
-        <w:rPr>
-          <w:vertAlign w:val="superscript"/>
-          <w:lang w:val="en_US" w:bidi="en_US"/>
+          <w:lang w:val="el_GR" w:bidi="el_GR"/>
+        </w:rPr>
+      </w:r>
+    </w:p>
+    <w:p>
+      <w:pPr/>
+      <w:r>
+        <w:rPr>
+          <w:lang w:val="el_GR" w:bidi="el_GR"/>
+        </w:rPr>
+      </w:r>
+      <w:r>
+        <w:rPr>
+          <w:vertAlign w:val="superscript"/>
+          <w:lang w:val="el_GR" w:bidi="el_GR"/>
         </w:rPr>
         <w:t>1</w:t>
       </w:r>
       <w:r>
         <w:rPr>
-          <w:lang w:val="en_US" w:bidi="en_US"/>
+          <w:lang w:val="el_GR" w:bidi="el_GR"/>
         </w:rPr>
         <w:t xml:space="preserve"> ὥστε, ἀδελφοί μου ἀγαπητοὶ καὶ ἐπιπόθητοι, χαρὰ καὶ στέφανός μου, οὕτως στήκετε ἐν κυρίῳ, ἀγαπητοί.</w:t>
       </w:r>
@@ -1970,19 +1970,19 @@
       <w:pPr/>
       <w:r>
         <w:rPr>
-          <w:lang w:val="en_US" w:bidi="en_US"/>
-        </w:rPr>
-      </w:r>
-      <w:r>
-        <w:rPr>
-          <w:vertAlign w:val="superscript"/>
-          <w:lang w:val="en_US" w:bidi="en_US"/>
+          <w:lang w:val="el_GR" w:bidi="el_GR"/>
+        </w:rPr>
+      </w:r>
+      <w:r>
+        <w:rPr>
+          <w:vertAlign w:val="superscript"/>
+          <w:lang w:val="el_GR" w:bidi="el_GR"/>
         </w:rPr>
         <w:t>2</w:t>
       </w:r>
       <w:r>
         <w:rPr>
-          <w:lang w:val="en_US" w:bidi="en_US"/>
+          <w:lang w:val="el_GR" w:bidi="el_GR"/>
         </w:rPr>
         <w:t xml:space="preserve"> Εὐοδίαν παρακαλῶ καὶ Συντύχην παρακαλῶ τὸ αὐτὸ φρονεῖν ἐν κυρίῳ.</w:t>
       </w:r>
@@ -1991,19 +1991,19 @@
       <w:pPr/>
       <w:r>
         <w:rPr>
-          <w:lang w:val="en_US" w:bidi="en_US"/>
-        </w:rPr>
-      </w:r>
-      <w:r>
-        <w:rPr>
-          <w:vertAlign w:val="superscript"/>
-          <w:lang w:val="en_US" w:bidi="en_US"/>
+          <w:lang w:val="el_GR" w:bidi="el_GR"/>
+        </w:rPr>
+      </w:r>
+      <w:r>
+        <w:rPr>
+          <w:vertAlign w:val="superscript"/>
+          <w:lang w:val="el_GR" w:bidi="el_GR"/>
         </w:rPr>
         <w:t>3</w:t>
       </w:r>
       <w:r>
         <w:rPr>
-          <w:lang w:val="en_US" w:bidi="en_US"/>
+          <w:lang w:val="el_GR" w:bidi="el_GR"/>
         </w:rPr>
         <w:t xml:space="preserve"> ναὶ ἐρωτῶ καὶ σέ, γνήσιε σύζυγε, συλλαμβάνου αὐταῖς, αἵτινες ἐν τῷ εὐαγγελίῳ συνήθλησάν μοι μετὰ καὶ Κλήμεντος καὶ τῶν λοιπῶν συνεργῶν μου, ὧν τὰ ὀνόματα ἐν βίβλῳ ζωῆς.</w:t>
       </w:r>
@@ -2012,19 +2012,19 @@
       <w:pPr/>
       <w:r>
         <w:rPr>
-          <w:lang w:val="en_US" w:bidi="en_US"/>
-        </w:rPr>
-      </w:r>
-      <w:r>
-        <w:rPr>
-          <w:vertAlign w:val="superscript"/>
-          <w:lang w:val="en_US" w:bidi="en_US"/>
+          <w:lang w:val="el_GR" w:bidi="el_GR"/>
+        </w:rPr>
+      </w:r>
+      <w:r>
+        <w:rPr>
+          <w:vertAlign w:val="superscript"/>
+          <w:lang w:val="el_GR" w:bidi="el_GR"/>
         </w:rPr>
         <w:t>4</w:t>
       </w:r>
       <w:r>
         <w:rPr>
-          <w:lang w:val="en_US" w:bidi="en_US"/>
+          <w:lang w:val="el_GR" w:bidi="el_GR"/>
         </w:rPr>
         <w:t xml:space="preserve"> Χαίρετε ἐν κυρίῳ πάντοτε· πάλιν ἐρῶ, χαίρετε.</w:t>
       </w:r>
@@ -2033,19 +2033,19 @@
       <w:pPr/>
       <w:r>
         <w:rPr>
-          <w:lang w:val="en_US" w:bidi="en_US"/>
-        </w:rPr>
-      </w:r>
-      <w:r>
-        <w:rPr>
-          <w:vertAlign w:val="superscript"/>
-          <w:lang w:val="en_US" w:bidi="en_US"/>
+          <w:lang w:val="el_GR" w:bidi="el_GR"/>
+        </w:rPr>
+      </w:r>
+      <w:r>
+        <w:rPr>
+          <w:vertAlign w:val="superscript"/>
+          <w:lang w:val="el_GR" w:bidi="el_GR"/>
         </w:rPr>
         <w:t>5</w:t>
       </w:r>
       <w:r>
         <w:rPr>
-          <w:lang w:val="en_US" w:bidi="en_US"/>
+          <w:lang w:val="el_GR" w:bidi="el_GR"/>
         </w:rPr>
         <w:t xml:space="preserve"> τὸ ἐπιεικὲς ὑμῶν γνωσθήτω πᾶσιν ἀνθρώποις. ὁ κύριος ἐγγύς·</w:t>
       </w:r>
@@ -2054,19 +2054,19 @@
       <w:pPr/>
       <w:r>
         <w:rPr>
-          <w:lang w:val="en_US" w:bidi="en_US"/>
-        </w:rPr>
-      </w:r>
-      <w:r>
-        <w:rPr>
-          <w:vertAlign w:val="superscript"/>
-          <w:lang w:val="en_US" w:bidi="en_US"/>
+          <w:lang w:val="el_GR" w:bidi="el_GR"/>
+        </w:rPr>
+      </w:r>
+      <w:r>
+        <w:rPr>
+          <w:vertAlign w:val="superscript"/>
+          <w:lang w:val="el_GR" w:bidi="el_GR"/>
         </w:rPr>
         <w:t>6</w:t>
       </w:r>
       <w:r>
         <w:rPr>
-          <w:lang w:val="en_US" w:bidi="en_US"/>
+          <w:lang w:val="el_GR" w:bidi="el_GR"/>
         </w:rPr>
         <w:t xml:space="preserve"> μηδὲν μεριμνᾶτε, ἀλλʼ ἐν παντὶ τῇ προσευχῇ καὶ τῇ δεήσει μετʼ εὐχαριστίας τὰ αἰτήματα ὑμῶν γνωριζέσθω πρὸς τὸν θεόν·</w:t>
       </w:r>
@@ -2075,19 +2075,19 @@
       <w:pPr/>
       <w:r>
         <w:rPr>
-          <w:lang w:val="en_US" w:bidi="en_US"/>
-        </w:rPr>
-      </w:r>
-      <w:r>
-        <w:rPr>
-          <w:vertAlign w:val="superscript"/>
-          <w:lang w:val="en_US" w:bidi="en_US"/>
+          <w:lang w:val="el_GR" w:bidi="el_GR"/>
+        </w:rPr>
+      </w:r>
+      <w:r>
+        <w:rPr>
+          <w:vertAlign w:val="superscript"/>
+          <w:lang w:val="el_GR" w:bidi="el_GR"/>
         </w:rPr>
         <w:t>7</w:t>
       </w:r>
       <w:r>
         <w:rPr>
-          <w:lang w:val="en_US" w:bidi="en_US"/>
+          <w:lang w:val="el_GR" w:bidi="el_GR"/>
         </w:rPr>
         <w:t xml:space="preserve"> καὶ ἡ εἰρήνη τοῦ θεοῦ ἡ ὑπερέχουσα πάντα νοῦν φρουρήσει τὰς καρδίας ὑμῶν καὶ τὰ νοήματα ὑμῶν ἐν Χριστῷ Ἰησοῦ.</w:t>
       </w:r>
@@ -2096,19 +2096,19 @@
       <w:pPr/>
       <w:r>
         <w:rPr>
-          <w:lang w:val="en_US" w:bidi="en_US"/>
-        </w:rPr>
-      </w:r>
-      <w:r>
-        <w:rPr>
-          <w:vertAlign w:val="superscript"/>
-          <w:lang w:val="en_US" w:bidi="en_US"/>
+          <w:lang w:val="el_GR" w:bidi="el_GR"/>
+        </w:rPr>
+      </w:r>
+      <w:r>
+        <w:rPr>
+          <w:vertAlign w:val="superscript"/>
+          <w:lang w:val="el_GR" w:bidi="el_GR"/>
         </w:rPr>
         <w:t>8</w:t>
       </w:r>
       <w:r>
         <w:rPr>
-          <w:lang w:val="en_US" w:bidi="en_US"/>
+          <w:lang w:val="el_GR" w:bidi="el_GR"/>
         </w:rPr>
         <w:t xml:space="preserve"> Τὸ λοιπόν, ἀδελφοί, ὅσα ἐστὶν ἀληθῆ, ὅσα σεμνά, ὅσα δίκαια, ὅσα ἁγνά, ὅσα προσφιλῆ, ὅσα εὔφημα, εἴ τις ἀρετὴ καὶ εἴ τις ἔπαινος, ταῦτα λογίζεσθε·</w:t>
       </w:r>
@@ -2117,19 +2117,19 @@
       <w:pPr/>
       <w:r>
         <w:rPr>
-          <w:lang w:val="en_US" w:bidi="en_US"/>
-        </w:rPr>
-      </w:r>
-      <w:r>
-        <w:rPr>
-          <w:vertAlign w:val="superscript"/>
-          <w:lang w:val="en_US" w:bidi="en_US"/>
+          <w:lang w:val="el_GR" w:bidi="el_GR"/>
+        </w:rPr>
+      </w:r>
+      <w:r>
+        <w:rPr>
+          <w:vertAlign w:val="superscript"/>
+          <w:lang w:val="el_GR" w:bidi="el_GR"/>
         </w:rPr>
         <w:t>9</w:t>
       </w:r>
       <w:r>
         <w:rPr>
-          <w:lang w:val="en_US" w:bidi="en_US"/>
+          <w:lang w:val="el_GR" w:bidi="el_GR"/>
         </w:rPr>
         <w:t xml:space="preserve"> ἃ καὶ ἐμάθετε καὶ παρελάβετε καὶ ἠκούσατε καὶ εἴδετε ἐν ἐμοί, ταῦτα πράσσετε· καὶ ὁ θεὸς τῆς εἰρήνης ἔσται μεθʼ ὑμῶν.</w:t>
       </w:r>
@@ -2138,19 +2138,19 @@
       <w:pPr/>
       <w:r>
         <w:rPr>
-          <w:lang w:val="en_US" w:bidi="en_US"/>
-        </w:rPr>
-      </w:r>
-      <w:r>
-        <w:rPr>
-          <w:vertAlign w:val="superscript"/>
-          <w:lang w:val="en_US" w:bidi="en_US"/>
+          <w:lang w:val="el_GR" w:bidi="el_GR"/>
+        </w:rPr>
+      </w:r>
+      <w:r>
+        <w:rPr>
+          <w:vertAlign w:val="superscript"/>
+          <w:lang w:val="el_GR" w:bidi="el_GR"/>
         </w:rPr>
         <w:t>10</w:t>
       </w:r>
       <w:r>
         <w:rPr>
-          <w:lang w:val="en_US" w:bidi="en_US"/>
+          <w:lang w:val="el_GR" w:bidi="el_GR"/>
         </w:rPr>
         <w:t xml:space="preserve"> Ἐχάρην δὲ ἐν κυρίῳ μεγάλως ὅτι ἤδη ποτὲ ἀνεθάλετε τὸ ὑπὲρ ἐμοῦ φρονεῖν, ἐφʼ ᾧ καὶ ἐφρονεῖτε ἠκαιρεῖσθε δέ.</w:t>
       </w:r>
@@ -2159,19 +2159,19 @@
       <w:pPr/>
       <w:r>
         <w:rPr>
-          <w:lang w:val="en_US" w:bidi="en_US"/>
-        </w:rPr>
-      </w:r>
-      <w:r>
-        <w:rPr>
-          <w:vertAlign w:val="superscript"/>
-          <w:lang w:val="en_US" w:bidi="en_US"/>
+          <w:lang w:val="el_GR" w:bidi="el_GR"/>
+        </w:rPr>
+      </w:r>
+      <w:r>
+        <w:rPr>
+          <w:vertAlign w:val="superscript"/>
+          <w:lang w:val="el_GR" w:bidi="el_GR"/>
         </w:rPr>
         <w:t>11</w:t>
       </w:r>
       <w:r>
         <w:rPr>
-          <w:lang w:val="en_US" w:bidi="en_US"/>
+          <w:lang w:val="el_GR" w:bidi="el_GR"/>
         </w:rPr>
         <w:t xml:space="preserve"> οὐχ ὅτι καθʼ ὑστέρησιν λέγω, ἐγὼ γὰρ ἔμαθον ἐν οἷς εἰμι αὐτάρκης εἶναι·</w:t>
       </w:r>
@@ -2180,19 +2180,19 @@
       <w:pPr/>
       <w:r>
         <w:rPr>
-          <w:lang w:val="en_US" w:bidi="en_US"/>
-        </w:rPr>
-      </w:r>
-      <w:r>
-        <w:rPr>
-          <w:vertAlign w:val="superscript"/>
-          <w:lang w:val="en_US" w:bidi="en_US"/>
+          <w:lang w:val="el_GR" w:bidi="el_GR"/>
+        </w:rPr>
+      </w:r>
+      <w:r>
+        <w:rPr>
+          <w:vertAlign w:val="superscript"/>
+          <w:lang w:val="el_GR" w:bidi="el_GR"/>
         </w:rPr>
         <w:t>12</w:t>
       </w:r>
       <w:r>
         <w:rPr>
-          <w:lang w:val="en_US" w:bidi="en_US"/>
+          <w:lang w:val="el_GR" w:bidi="el_GR"/>
         </w:rPr>
         <w:t xml:space="preserve"> οἶδα καὶ ταπεινοῦσθαι, οἶδα καὶ περισσεύειν· ἐν παντὶ καὶ ἐν πᾶσιν μεμύημαι, καὶ χορτάζεσθαι καὶ πεινᾶν, καὶ περισσεύειν καὶ ὑστερεῖσθαι·</w:t>
       </w:r>
@@ -2201,19 +2201,19 @@
       <w:pPr/>
       <w:r>
         <w:rPr>
-          <w:lang w:val="en_US" w:bidi="en_US"/>
-        </w:rPr>
-      </w:r>
-      <w:r>
-        <w:rPr>
-          <w:vertAlign w:val="superscript"/>
-          <w:lang w:val="en_US" w:bidi="en_US"/>
+          <w:lang w:val="el_GR" w:bidi="el_GR"/>
+        </w:rPr>
+      </w:r>
+      <w:r>
+        <w:rPr>
+          <w:vertAlign w:val="superscript"/>
+          <w:lang w:val="el_GR" w:bidi="el_GR"/>
         </w:rPr>
         <w:t>13</w:t>
       </w:r>
       <w:r>
         <w:rPr>
-          <w:lang w:val="en_US" w:bidi="en_US"/>
+          <w:lang w:val="el_GR" w:bidi="el_GR"/>
         </w:rPr>
         <w:t xml:space="preserve"> πάντα ἰσχύω ἐν τῷ ἐνδυναμοῦντί με.</w:t>
       </w:r>
@@ -2222,19 +2222,19 @@
       <w:pPr/>
       <w:r>
         <w:rPr>
-          <w:lang w:val="en_US" w:bidi="en_US"/>
-        </w:rPr>
-      </w:r>
-      <w:r>
-        <w:rPr>
-          <w:vertAlign w:val="superscript"/>
-          <w:lang w:val="en_US" w:bidi="en_US"/>
+          <w:lang w:val="el_GR" w:bidi="el_GR"/>
+        </w:rPr>
+      </w:r>
+      <w:r>
+        <w:rPr>
+          <w:vertAlign w:val="superscript"/>
+          <w:lang w:val="el_GR" w:bidi="el_GR"/>
         </w:rPr>
         <w:t>14</w:t>
       </w:r>
       <w:r>
         <w:rPr>
-          <w:lang w:val="en_US" w:bidi="en_US"/>
+          <w:lang w:val="el_GR" w:bidi="el_GR"/>
         </w:rPr>
         <w:t xml:space="preserve"> πλὴν καλῶς ἐποιήσατε συγκοινωνήσαντές μου τῇ θλίψει.</w:t>
       </w:r>
@@ -2243,19 +2243,19 @@
       <w:pPr/>
       <w:r>
         <w:rPr>
-          <w:lang w:val="en_US" w:bidi="en_US"/>
-        </w:rPr>
-      </w:r>
-      <w:r>
-        <w:rPr>
-          <w:vertAlign w:val="superscript"/>
-          <w:lang w:val="en_US" w:bidi="en_US"/>
+          <w:lang w:val="el_GR" w:bidi="el_GR"/>
+        </w:rPr>
+      </w:r>
+      <w:r>
+        <w:rPr>
+          <w:vertAlign w:val="superscript"/>
+          <w:lang w:val="el_GR" w:bidi="el_GR"/>
         </w:rPr>
         <w:t>15</w:t>
       </w:r>
       <w:r>
         <w:rPr>
-          <w:lang w:val="en_US" w:bidi="en_US"/>
+          <w:lang w:val="el_GR" w:bidi="el_GR"/>
         </w:rPr>
         <w:t xml:space="preserve"> Οἴδατε δὲ καὶ ὑμεῖς, Φιλιππήσιοι, ὅτι ἐν ἀρχῇ τοῦ εὐαγγελίου, ὅτε ἐξῆλθον ἀπὸ Μακεδονίας, οὐδεμία μοι ἐκκλησία ἐκοινώνησεν εἰς λόγον δόσεως καὶ λήμψεως εἰ μὴ ὑμεῖς μόνοι,</w:t>
       </w:r>
@@ -2264,19 +2264,19 @@
       <w:pPr/>
       <w:r>
         <w:rPr>
-          <w:lang w:val="en_US" w:bidi="en_US"/>
-        </w:rPr>
-      </w:r>
-      <w:r>
-        <w:rPr>
-          <w:vertAlign w:val="superscript"/>
-          <w:lang w:val="en_US" w:bidi="en_US"/>
+          <w:lang w:val="el_GR" w:bidi="el_GR"/>
+        </w:rPr>
+      </w:r>
+      <w:r>
+        <w:rPr>
+          <w:vertAlign w:val="superscript"/>
+          <w:lang w:val="el_GR" w:bidi="el_GR"/>
         </w:rPr>
         <w:t>16</w:t>
       </w:r>
       <w:r>
         <w:rPr>
-          <w:lang w:val="en_US" w:bidi="en_US"/>
+          <w:lang w:val="el_GR" w:bidi="el_GR"/>
         </w:rPr>
         <w:t xml:space="preserve"> ὅτι καὶ ἐν Θεσσαλονίκῃ καὶ ἅπαξ καὶ δὶς εἰς τὴν χρείαν μοι ἐπέμψατε.</w:t>
       </w:r>
@@ -2285,19 +2285,19 @@
       <w:pPr/>
       <w:r>
         <w:rPr>
-          <w:lang w:val="en_US" w:bidi="en_US"/>
-        </w:rPr>
-      </w:r>
-      <w:r>
-        <w:rPr>
-          <w:vertAlign w:val="superscript"/>
-          <w:lang w:val="en_US" w:bidi="en_US"/>
+          <w:lang w:val="el_GR" w:bidi="el_GR"/>
+        </w:rPr>
+      </w:r>
+      <w:r>
+        <w:rPr>
+          <w:vertAlign w:val="superscript"/>
+          <w:lang w:val="el_GR" w:bidi="el_GR"/>
         </w:rPr>
         <w:t>17</w:t>
       </w:r>
       <w:r>
         <w:rPr>
-          <w:lang w:val="en_US" w:bidi="en_US"/>
+          <w:lang w:val="el_GR" w:bidi="el_GR"/>
         </w:rPr>
         <w:t xml:space="preserve"> οὐχ ὅτι ἐπιζητῶ τὸ δόμα, ἀλλὰ ἐπιζητῶ τὸν καρπὸν τὸν πλεονάζοντα εἰς λόγον ὑμῶν.</w:t>
       </w:r>
@@ -2306,19 +2306,19 @@
       <w:pPr/>
       <w:r>
         <w:rPr>
-          <w:lang w:val="en_US" w:bidi="en_US"/>
-        </w:rPr>
-      </w:r>
-      <w:r>
-        <w:rPr>
-          <w:vertAlign w:val="superscript"/>
-          <w:lang w:val="en_US" w:bidi="en_US"/>
+          <w:lang w:val="el_GR" w:bidi="el_GR"/>
+        </w:rPr>
+      </w:r>
+      <w:r>
+        <w:rPr>
+          <w:vertAlign w:val="superscript"/>
+          <w:lang w:val="el_GR" w:bidi="el_GR"/>
         </w:rPr>
         <w:t>18</w:t>
       </w:r>
       <w:r>
         <w:rPr>
-          <w:lang w:val="en_US" w:bidi="en_US"/>
+          <w:lang w:val="el_GR" w:bidi="el_GR"/>
         </w:rPr>
         <w:t xml:space="preserve"> ἀπέχω δὲ πάντα καὶ περισσεύω· πεπλήρωμαι δεξάμενος παρὰ Ἐπαφροδίτου τὰ παρʼ ὑμῶν, ὀσμὴν εὐωδίας, θυσίαν δεκτήν, εὐάρεστον τῷ θεῷ.</w:t>
       </w:r>
@@ -2327,19 +2327,19 @@
       <w:pPr/>
       <w:r>
         <w:rPr>
-          <w:lang w:val="en_US" w:bidi="en_US"/>
-        </w:rPr>
-      </w:r>
-      <w:r>
-        <w:rPr>
-          <w:vertAlign w:val="superscript"/>
-          <w:lang w:val="en_US" w:bidi="en_US"/>
+          <w:lang w:val="el_GR" w:bidi="el_GR"/>
+        </w:rPr>
+      </w:r>
+      <w:r>
+        <w:rPr>
+          <w:vertAlign w:val="superscript"/>
+          <w:lang w:val="el_GR" w:bidi="el_GR"/>
         </w:rPr>
         <w:t>19</w:t>
       </w:r>
       <w:r>
         <w:rPr>
-          <w:lang w:val="en_US" w:bidi="en_US"/>
+          <w:lang w:val="el_GR" w:bidi="el_GR"/>
         </w:rPr>
         <w:t xml:space="preserve"> ὁ δὲ θεός μου πληρώσει πᾶσαν χρείαν ὑμῶν κατὰ τὸ πλοῦτος αὐτοῦ ἐν δόξῃ ἐν Χριστῷ Ἰησοῦ.</w:t>
       </w:r>
@@ -2348,19 +2348,19 @@
       <w:pPr/>
       <w:r>
         <w:rPr>
-          <w:lang w:val="en_US" w:bidi="en_US"/>
-        </w:rPr>
-      </w:r>
-      <w:r>
-        <w:rPr>
-          <w:vertAlign w:val="superscript"/>
-          <w:lang w:val="en_US" w:bidi="en_US"/>
+          <w:lang w:val="el_GR" w:bidi="el_GR"/>
+        </w:rPr>
+      </w:r>
+      <w:r>
+        <w:rPr>
+          <w:vertAlign w:val="superscript"/>
+          <w:lang w:val="el_GR" w:bidi="el_GR"/>
         </w:rPr>
         <w:t>20</w:t>
       </w:r>
       <w:r>
         <w:rPr>
-          <w:lang w:val="en_US" w:bidi="en_US"/>
+          <w:lang w:val="el_GR" w:bidi="el_GR"/>
         </w:rPr>
         <w:t xml:space="preserve"> τῷ δὲ θεῷ καὶ πατρὶ ἡμῶν ἡ δόξα εἰς τοὺς αἰῶνας τῶν αἰώνων· ἀμήν.</w:t>
       </w:r>
@@ -2369,19 +2369,19 @@
       <w:pPr/>
       <w:r>
         <w:rPr>
-          <w:lang w:val="en_US" w:bidi="en_US"/>
-        </w:rPr>
-      </w:r>
-      <w:r>
-        <w:rPr>
-          <w:vertAlign w:val="superscript"/>
-          <w:lang w:val="en_US" w:bidi="en_US"/>
+          <w:lang w:val="el_GR" w:bidi="el_GR"/>
+        </w:rPr>
+      </w:r>
+      <w:r>
+        <w:rPr>
+          <w:vertAlign w:val="superscript"/>
+          <w:lang w:val="el_GR" w:bidi="el_GR"/>
         </w:rPr>
         <w:t>21</w:t>
       </w:r>
       <w:r>
         <w:rPr>
-          <w:lang w:val="en_US" w:bidi="en_US"/>
+          <w:lang w:val="el_GR" w:bidi="el_GR"/>
         </w:rPr>
         <w:t xml:space="preserve"> Ἀσπάσασθε πάντα ἅγιον ἐν Χριστῷ Ἰησοῦ. ἀσπάζονται ὑμᾶς οἱ σὺν ἐμοὶ ἀδελφοί.</w:t>
       </w:r>
@@ -2390,19 +2390,19 @@
       <w:pPr/>
       <w:r>
         <w:rPr>
-          <w:lang w:val="en_US" w:bidi="en_US"/>
-        </w:rPr>
-      </w:r>
-      <w:r>
-        <w:rPr>
-          <w:vertAlign w:val="superscript"/>
-          <w:lang w:val="en_US" w:bidi="en_US"/>
+          <w:lang w:val="el_GR" w:bidi="el_GR"/>
+        </w:rPr>
+      </w:r>
+      <w:r>
+        <w:rPr>
+          <w:vertAlign w:val="superscript"/>
+          <w:lang w:val="el_GR" w:bidi="el_GR"/>
         </w:rPr>
         <w:t>22</w:t>
       </w:r>
       <w:r>
         <w:rPr>
-          <w:lang w:val="en_US" w:bidi="en_US"/>
+          <w:lang w:val="el_GR" w:bidi="el_GR"/>
         </w:rPr>
         <w:t xml:space="preserve"> ἀσπάζονται ὑμᾶς πάντες οἱ ἅγιοι, μάλιστα δὲ οἱ ἐκ τῆς Καίσαρος οἰκίας.</w:t>
       </w:r>
@@ -2411,19 +2411,19 @@
       <w:pPr/>
       <w:r>
         <w:rPr>
-          <w:lang w:val="en_US" w:bidi="en_US"/>
-        </w:rPr>
-      </w:r>
-      <w:r>
-        <w:rPr>
-          <w:vertAlign w:val="superscript"/>
-          <w:lang w:val="en_US" w:bidi="en_US"/>
+          <w:lang w:val="el_GR" w:bidi="el_GR"/>
+        </w:rPr>
+      </w:r>
+      <w:r>
+        <w:rPr>
+          <w:vertAlign w:val="superscript"/>
+          <w:lang w:val="el_GR" w:bidi="el_GR"/>
         </w:rPr>
         <w:t>23</w:t>
       </w:r>
       <w:r>
         <w:rPr>
-          <w:lang w:val="en_US" w:bidi="en_US"/>
+          <w:lang w:val="el_GR" w:bidi="el_GR"/>
         </w:rPr>
         <w:t xml:space="preserve"> ἡ χάρις τοῦ κυρίου Ἰησοῦ Χριστοῦ μετὰ τοῦ πνεύματος ὑμῶν.</w:t>
       </w:r>
@@ -4328,7 +4328,7 @@
     <w:rPrDefault>
       <w:rPr>
         <w:rFonts w:ascii="Times New Roman" w:eastAsia="Times New Roman" w:hAnsi="Times New Roman" w:cs="Times New Roman"/>
-        <w:lang w:val="en_US" w:eastAsia="en-US" w:bidi="ar-SA"/>
+        <w:lang w:val="el_GR" w:eastAsia="en-US" w:bidi="ar-SA"/>
       </w:rPr>
     </w:rPrDefault>
     <w:pPrDefault/>
